--- a/Backend/Director_Disclosure/Output_Disclosures/2024-25/ADANI_ELECTRICITY_MUMBAI_INFRA_LIMITED/MBP-1/MBP1_Sagar_Rajeshbhai_Adani_07626229.docx
+++ b/Backend/Director_Disclosure/Output_Disclosures/2024-25/ADANI_ELECTRICITY_MUMBAI_INFRA_LIMITED/MBP-1/MBP1_Sagar_Rajeshbhai_Adani_07626229.docx
@@ -93,242 +93,17 @@
     </w:p>
     <w:p>
       <w:pPr>
-        <w:spacing w:before="0" w:after="0"/>
-        <w:jc w:val="left"/>
-      </w:pPr>
-      <w:r>
-        <w:rPr>
-          <w:rFonts w:ascii="Adani" w:hAnsi="Adani"/>
-          <w:b w:val="0"/>
-          <w:sz w:val="20"/>
-          <w:u w:val="none"/>
-        </w:rPr>
-        <w:t>ADANI NEW INDUSTRIES LIMITED</w:t>
-      </w:r>
-    </w:p>
-    <w:p>
-      <w:pPr>
-        <w:spacing w:before="0" w:after="0"/>
-        <w:jc w:val="left"/>
-      </w:pPr>
-      <w:r>
-        <w:rPr>
-          <w:rFonts w:ascii="Adani" w:hAnsi="Adani"/>
-          <w:b w:val="0"/>
-          <w:sz w:val="20"/>
-          <w:u w:val="none"/>
-        </w:rPr>
-        <w:t>DIRK TRADE AND LOGISTICS LLP</w:t>
-      </w:r>
-    </w:p>
-    <w:p>
-      <w:pPr>
-        <w:spacing w:before="0" w:after="0"/>
-        <w:jc w:val="left"/>
-      </w:pPr>
-      <w:r>
-        <w:rPr>
-          <w:rFonts w:ascii="Adani" w:hAnsi="Adani"/>
-          <w:b w:val="0"/>
-          <w:sz w:val="20"/>
-          <w:u w:val="none"/>
-        </w:rPr>
-        <w:t>ADANI TRADE AND LOGISTICS LLP</w:t>
-      </w:r>
-    </w:p>
-    <w:p>
-      <w:pPr>
-        <w:spacing w:before="0" w:after="0"/>
-        <w:jc w:val="left"/>
-      </w:pPr>
-      <w:r>
-        <w:rPr>
-          <w:rFonts w:ascii="Adani" w:hAnsi="Adani"/>
-          <w:b w:val="0"/>
-          <w:sz w:val="20"/>
-          <w:u w:val="none"/>
-        </w:rPr>
-        <w:t>ADANI HEALTH VENTURES LIMITED</w:t>
-      </w:r>
-    </w:p>
-    <w:p>
-      <w:pPr>
-        <w:spacing w:before="0" w:after="0"/>
-        <w:jc w:val="left"/>
-      </w:pPr>
-      <w:r>
-        <w:rPr>
-          <w:rFonts w:ascii="Adani" w:hAnsi="Adani"/>
-          <w:b w:val="0"/>
-          <w:sz w:val="20"/>
-          <w:u w:val="none"/>
-        </w:rPr>
-        <w:t>ADANI DIGITAL LABS LIMITED</w:t>
-      </w:r>
-    </w:p>
-    <w:p>
-      <w:pPr>
-        <w:spacing w:before="0" w:after="0"/>
-        <w:jc w:val="left"/>
-      </w:pPr>
-      <w:r>
-        <w:rPr>
-          <w:rFonts w:ascii="Adani" w:hAnsi="Adani"/>
-          <w:b w:val="0"/>
-          <w:sz w:val="20"/>
-          <w:u w:val="none"/>
-        </w:rPr>
-        <w:t>ADANI SPECIAL SITUATIONS PRIVATE LIMITED</w:t>
-      </w:r>
-    </w:p>
-    <w:p>
-      <w:pPr>
-        <w:spacing w:before="0" w:after="0"/>
-        <w:jc w:val="left"/>
-      </w:pPr>
-      <w:r>
-        <w:rPr>
-          <w:rFonts w:ascii="Adani" w:hAnsi="Adani"/>
-          <w:b w:val="0"/>
-          <w:sz w:val="20"/>
-          <w:u w:val="none"/>
-        </w:rPr>
-        <w:t>AEML SEEPZ LIMITED</w:t>
-      </w:r>
-    </w:p>
-    <w:p>
-      <w:pPr>
-        <w:spacing w:before="0" w:after="0"/>
-        <w:jc w:val="left"/>
-      </w:pPr>
-      <w:r>
-        <w:rPr>
-          <w:rFonts w:ascii="Adani" w:hAnsi="Adani"/>
-          <w:b w:val="0"/>
-          <w:sz w:val="20"/>
-          <w:u w:val="none"/>
-        </w:rPr>
-        <w:t>ADANI GREEN ENERGY TWENTY THREE LIMITED</w:t>
-      </w:r>
-    </w:p>
-    <w:p>
-      <w:pPr>
-        <w:spacing w:before="0" w:after="0"/>
-        <w:jc w:val="left"/>
-      </w:pPr>
-      <w:r>
-        <w:rPr>
-          <w:rFonts w:ascii="Adani" w:hAnsi="Adani"/>
-          <w:b w:val="0"/>
-          <w:sz w:val="20"/>
-          <w:u w:val="none"/>
-        </w:rPr>
-        <w:t>ADANI GREEN ENERGY LIMITED</w:t>
-      </w:r>
-    </w:p>
-    <w:p>
-      <w:pPr>
-        <w:spacing w:before="0" w:after="0"/>
-        <w:jc w:val="left"/>
-      </w:pPr>
-      <w:r>
-        <w:rPr>
-          <w:rFonts w:ascii="Adani" w:hAnsi="Adani"/>
-          <w:b w:val="0"/>
-          <w:sz w:val="20"/>
-          <w:u w:val="none"/>
-        </w:rPr>
-        <w:t>ADANI GREEN ENERGY (TAMILNADU) LIMITED</w:t>
-      </w:r>
-    </w:p>
-    <w:p>
-      <w:pPr>
-        <w:spacing w:before="0" w:after="0"/>
-        <w:jc w:val="left"/>
-      </w:pPr>
-      <w:r>
-        <w:rPr>
-          <w:rFonts w:ascii="Adani" w:hAnsi="Adani"/>
-          <w:b w:val="0"/>
-          <w:sz w:val="20"/>
-          <w:u w:val="none"/>
-        </w:rPr>
-        <w:t>ADANI ELECTRICITY MUMBAI INFRA LIMITED</w:t>
-      </w:r>
-    </w:p>
-    <w:p>
-      <w:pPr>
-        <w:spacing w:before="0" w:after="0"/>
-        <w:jc w:val="left"/>
-      </w:pPr>
-      <w:r>
-        <w:rPr>
-          <w:rFonts w:ascii="Adani" w:hAnsi="Adani"/>
-          <w:b w:val="0"/>
-          <w:sz w:val="20"/>
-          <w:u w:val="none"/>
-        </w:rPr>
-        <w:t>ADANI FINSERVE PRIVATE LIMITED</w:t>
-      </w:r>
-    </w:p>
-    <w:p>
-      <w:pPr>
-        <w:spacing w:before="0" w:after="0"/>
-        <w:jc w:val="left"/>
-      </w:pPr>
-      <w:r>
-        <w:rPr>
-          <w:rFonts w:ascii="Adani" w:hAnsi="Adani"/>
-          <w:b w:val="0"/>
-          <w:sz w:val="20"/>
-          <w:u w:val="none"/>
-        </w:rPr>
-        <w:t>TYGER HOME FINANCE PRIVATE LIMITED</w:t>
-      </w:r>
-    </w:p>
-    <w:p>
-      <w:pPr>
-        <w:spacing w:before="0" w:after="0"/>
-        <w:jc w:val="left"/>
-      </w:pPr>
-      <w:r>
-        <w:rPr>
-          <w:rFonts w:ascii="Adani" w:hAnsi="Adani"/>
-          <w:b w:val="0"/>
-          <w:sz w:val="20"/>
-          <w:u w:val="none"/>
-        </w:rPr>
-        <w:t>ADANI VENTURES LLP</w:t>
-      </w:r>
-    </w:p>
-    <w:p>
-      <w:pPr>
-        <w:spacing w:before="0" w:after="0"/>
-        <w:jc w:val="left"/>
-      </w:pPr>
-      <w:r>
-        <w:rPr>
-          <w:rFonts w:ascii="Adani" w:hAnsi="Adani"/>
-          <w:b w:val="0"/>
-          <w:sz w:val="20"/>
-          <w:u w:val="none"/>
-        </w:rPr>
-        <w:t>ADANI RENEWABLE POWER LLP</w:t>
-      </w:r>
-    </w:p>
-    <w:p>
-      <w:pPr>
         <w:spacing w:before="0" w:after="160"/>
         <w:jc w:val="left"/>
       </w:pPr>
       <w:r>
         <w:rPr>
           <w:rFonts w:ascii="Adani" w:hAnsi="Adani"/>
-          <w:b w:val="0"/>
+          <w:b/>
           <w:sz w:val="20"/>
           <w:u w:val="none"/>
         </w:rPr>
-        <w:t>TYGER CAPITAL PRIVATE LIMITED</w:t>
+        <w:t>ADANI ELECTRICITY MUMBAI INFRA LIMITED</w:t>
       </w:r>
     </w:p>
     <w:p>
@@ -1324,290 +1099,6 @@
                 <w:sz w:val="18"/>
                 <w:u w:val="none"/>
               </w:rPr>
-              <w:t>ADANI DIGITAL LABS LIMITED</w:t>
-            </w:r>
-          </w:p>
-        </w:tc>
-        <w:tc>
-          <w:tcPr>
-            <w:tcW w:type="dxa" w:w="1814"/>
-            <w:shd w:val="clear" w:color="auto" w:fill="FFFFFF"/>
-            <w:tcBorders>
-              <w:top w:val="single" w:sz="4" w:space="0" w:color="000000"/>
-              <w:left w:val="single" w:sz="4" w:space="0" w:color="000000"/>
-              <w:bottom w:val="single" w:sz="4" w:space="0" w:color="000000"/>
-              <w:right w:val="single" w:sz="4" w:space="0" w:color="000000"/>
-            </w:tcBorders>
-            <w:vAlign w:val="center"/>
-          </w:tcPr>
-          <w:p>
-            <w:pPr>
-              <w:spacing w:before="40" w:after="40"/>
-              <w:jc w:val="left"/>
-            </w:pPr>
-            <w:r>
-              <w:rPr>
-                <w:rFonts w:ascii="Adani" w:hAnsi="Adani"/>
-                <w:b w:val="0"/>
-                <w:sz w:val="18"/>
-                <w:u w:val="none"/>
-              </w:rPr>
-              <w:t>Director</w:t>
-            </w:r>
-          </w:p>
-        </w:tc>
-        <w:tc>
-          <w:tcPr>
-            <w:tcW w:type="dxa" w:w="1020"/>
-            <w:shd w:val="clear" w:color="auto" w:fill="FFFFFF"/>
-            <w:tcBorders>
-              <w:top w:val="single" w:sz="4" w:space="0" w:color="000000"/>
-              <w:left w:val="single" w:sz="4" w:space="0" w:color="000000"/>
-              <w:bottom w:val="single" w:sz="4" w:space="0" w:color="000000"/>
-              <w:right w:val="single" w:sz="4" w:space="0" w:color="000000"/>
-            </w:tcBorders>
-            <w:vAlign w:val="center"/>
-          </w:tcPr>
-          <w:p>
-            <w:pPr>
-              <w:spacing w:before="40" w:after="40"/>
-              <w:jc w:val="left"/>
-            </w:pPr>
-            <w:r>
-              <w:rPr>
-                <w:rFonts w:ascii="Adani" w:hAnsi="Adani"/>
-                <w:b w:val="0"/>
-                <w:sz w:val="18"/>
-                <w:u w:val="none"/>
-              </w:rPr>
-              <w:t>NIL</w:t>
-            </w:r>
-          </w:p>
-        </w:tc>
-        <w:tc>
-          <w:tcPr>
-            <w:tcW w:type="dxa" w:w="1247"/>
-            <w:shd w:val="clear" w:color="auto" w:fill="FFFFFF"/>
-            <w:tcBorders>
-              <w:top w:val="single" w:sz="4" w:space="0" w:color="000000"/>
-              <w:left w:val="single" w:sz="4" w:space="0" w:color="000000"/>
-              <w:bottom w:val="single" w:sz="4" w:space="0" w:color="000000"/>
-              <w:right w:val="single" w:sz="4" w:space="0" w:color="000000"/>
-            </w:tcBorders>
-            <w:vAlign w:val="center"/>
-          </w:tcPr>
-          <w:p>
-            <w:pPr>
-              <w:spacing w:before="40" w:after="40"/>
-              <w:jc w:val="left"/>
-            </w:pPr>
-            <w:r>
-              <w:rPr>
-                <w:rFonts w:ascii="Adani" w:hAnsi="Adani"/>
-                <w:b w:val="0"/>
-                <w:sz w:val="18"/>
-                <w:u w:val="none"/>
-              </w:rPr>
-              <w:t>22/09/2021</w:t>
-            </w:r>
-          </w:p>
-        </w:tc>
-      </w:tr>
-      <w:tr>
-        <w:tc>
-          <w:tcPr>
-            <w:tcW w:type="dxa" w:w="680"/>
-            <w:shd w:val="clear" w:color="auto" w:fill="FFFFFF"/>
-            <w:tcBorders>
-              <w:top w:val="single" w:sz="4" w:space="0" w:color="000000"/>
-              <w:left w:val="single" w:sz="4" w:space="0" w:color="000000"/>
-              <w:bottom w:val="single" w:sz="4" w:space="0" w:color="000000"/>
-              <w:right w:val="single" w:sz="4" w:space="0" w:color="000000"/>
-            </w:tcBorders>
-            <w:vAlign w:val="center"/>
-          </w:tcPr>
-          <w:p>
-            <w:pPr>
-              <w:spacing w:before="40" w:after="40"/>
-              <w:jc w:val="left"/>
-            </w:pPr>
-            <w:r>
-              <w:rPr>
-                <w:rFonts w:ascii="Adani" w:hAnsi="Adani"/>
-                <w:b w:val="0"/>
-                <w:sz w:val="18"/>
-                <w:u w:val="none"/>
-              </w:rPr>
-              <w:t>7</w:t>
-            </w:r>
-          </w:p>
-        </w:tc>
-        <w:tc>
-          <w:tcPr>
-            <w:tcW w:type="dxa" w:w="3969"/>
-            <w:shd w:val="clear" w:color="auto" w:fill="FFFFFF"/>
-            <w:tcBorders>
-              <w:top w:val="single" w:sz="4" w:space="0" w:color="000000"/>
-              <w:left w:val="single" w:sz="4" w:space="0" w:color="000000"/>
-              <w:bottom w:val="single" w:sz="4" w:space="0" w:color="000000"/>
-              <w:right w:val="single" w:sz="4" w:space="0" w:color="000000"/>
-            </w:tcBorders>
-            <w:vAlign w:val="center"/>
-          </w:tcPr>
-          <w:p>
-            <w:pPr>
-              <w:spacing w:before="40" w:after="40"/>
-              <w:jc w:val="left"/>
-            </w:pPr>
-            <w:r>
-              <w:rPr>
-                <w:rFonts w:ascii="Adani" w:hAnsi="Adani"/>
-                <w:b w:val="0"/>
-                <w:sz w:val="18"/>
-                <w:u w:val="none"/>
-              </w:rPr>
-              <w:t>ADANI SPECIAL SITUATIONS PRIVATE LIMITED</w:t>
-            </w:r>
-          </w:p>
-        </w:tc>
-        <w:tc>
-          <w:tcPr>
-            <w:tcW w:type="dxa" w:w="1814"/>
-            <w:shd w:val="clear" w:color="auto" w:fill="FFFFFF"/>
-            <w:tcBorders>
-              <w:top w:val="single" w:sz="4" w:space="0" w:color="000000"/>
-              <w:left w:val="single" w:sz="4" w:space="0" w:color="000000"/>
-              <w:bottom w:val="single" w:sz="4" w:space="0" w:color="000000"/>
-              <w:right w:val="single" w:sz="4" w:space="0" w:color="000000"/>
-            </w:tcBorders>
-            <w:vAlign w:val="center"/>
-          </w:tcPr>
-          <w:p>
-            <w:pPr>
-              <w:spacing w:before="40" w:after="40"/>
-              <w:jc w:val="left"/>
-            </w:pPr>
-            <w:r>
-              <w:rPr>
-                <w:rFonts w:ascii="Adani" w:hAnsi="Adani"/>
-                <w:b w:val="0"/>
-                <w:sz w:val="18"/>
-                <w:u w:val="none"/>
-              </w:rPr>
-              <w:t>Director</w:t>
-            </w:r>
-          </w:p>
-        </w:tc>
-        <w:tc>
-          <w:tcPr>
-            <w:tcW w:type="dxa" w:w="1020"/>
-            <w:shd w:val="clear" w:color="auto" w:fill="FFFFFF"/>
-            <w:tcBorders>
-              <w:top w:val="single" w:sz="4" w:space="0" w:color="000000"/>
-              <w:left w:val="single" w:sz="4" w:space="0" w:color="000000"/>
-              <w:bottom w:val="single" w:sz="4" w:space="0" w:color="000000"/>
-              <w:right w:val="single" w:sz="4" w:space="0" w:color="000000"/>
-            </w:tcBorders>
-            <w:vAlign w:val="center"/>
-          </w:tcPr>
-          <w:p>
-            <w:pPr>
-              <w:spacing w:before="40" w:after="40"/>
-              <w:jc w:val="left"/>
-            </w:pPr>
-            <w:r>
-              <w:rPr>
-                <w:rFonts w:ascii="Adani" w:hAnsi="Adani"/>
-                <w:b w:val="0"/>
-                <w:sz w:val="18"/>
-                <w:u w:val="none"/>
-              </w:rPr>
-              <w:t>NIL</w:t>
-            </w:r>
-          </w:p>
-        </w:tc>
-        <w:tc>
-          <w:tcPr>
-            <w:tcW w:type="dxa" w:w="1247"/>
-            <w:shd w:val="clear" w:color="auto" w:fill="FFFFFF"/>
-            <w:tcBorders>
-              <w:top w:val="single" w:sz="4" w:space="0" w:color="000000"/>
-              <w:left w:val="single" w:sz="4" w:space="0" w:color="000000"/>
-              <w:bottom w:val="single" w:sz="4" w:space="0" w:color="000000"/>
-              <w:right w:val="single" w:sz="4" w:space="0" w:color="000000"/>
-            </w:tcBorders>
-            <w:vAlign w:val="center"/>
-          </w:tcPr>
-          <w:p>
-            <w:pPr>
-              <w:spacing w:before="40" w:after="40"/>
-              <w:jc w:val="left"/>
-            </w:pPr>
-            <w:r>
-              <w:rPr>
-                <w:rFonts w:ascii="Adani" w:hAnsi="Adani"/>
-                <w:b w:val="0"/>
-                <w:sz w:val="18"/>
-                <w:u w:val="none"/>
-              </w:rPr>
-              <w:t>08/12/2020</w:t>
-            </w:r>
-          </w:p>
-        </w:tc>
-      </w:tr>
-      <w:tr>
-        <w:tc>
-          <w:tcPr>
-            <w:tcW w:type="dxa" w:w="680"/>
-            <w:shd w:val="clear" w:color="auto" w:fill="FFFFFF"/>
-            <w:tcBorders>
-              <w:top w:val="single" w:sz="4" w:space="0" w:color="000000"/>
-              <w:left w:val="single" w:sz="4" w:space="0" w:color="000000"/>
-              <w:bottom w:val="single" w:sz="4" w:space="0" w:color="000000"/>
-              <w:right w:val="single" w:sz="4" w:space="0" w:color="000000"/>
-            </w:tcBorders>
-            <w:vAlign w:val="center"/>
-          </w:tcPr>
-          <w:p>
-            <w:pPr>
-              <w:spacing w:before="40" w:after="40"/>
-              <w:jc w:val="left"/>
-            </w:pPr>
-            <w:r>
-              <w:rPr>
-                <w:rFonts w:ascii="Adani" w:hAnsi="Adani"/>
-                <w:b w:val="0"/>
-                <w:sz w:val="18"/>
-                <w:u w:val="none"/>
-              </w:rPr>
-              <w:t>8</w:t>
-            </w:r>
-          </w:p>
-        </w:tc>
-        <w:tc>
-          <w:tcPr>
-            <w:tcW w:type="dxa" w:w="3969"/>
-            <w:shd w:val="clear" w:color="auto" w:fill="FFFFFF"/>
-            <w:tcBorders>
-              <w:top w:val="single" w:sz="4" w:space="0" w:color="000000"/>
-              <w:left w:val="single" w:sz="4" w:space="0" w:color="000000"/>
-              <w:bottom w:val="single" w:sz="4" w:space="0" w:color="000000"/>
-              <w:right w:val="single" w:sz="4" w:space="0" w:color="000000"/>
-            </w:tcBorders>
-            <w:vAlign w:val="center"/>
-          </w:tcPr>
-          <w:p>
-            <w:pPr>
-              <w:spacing w:before="40" w:after="40"/>
-              <w:jc w:val="left"/>
-            </w:pPr>
-            <w:r>
-              <w:rPr>
-                <w:rFonts w:ascii="Adani" w:hAnsi="Adani"/>
-                <w:b w:val="0"/>
-                <w:sz w:val="18"/>
-                <w:u w:val="none"/>
-              </w:rPr>
               <w:t>AEML SEEPZ LIMITED</w:t>
             </w:r>
           </w:p>
@@ -1722,7 +1213,7 @@
                 <w:sz w:val="18"/>
                 <w:u w:val="none"/>
               </w:rPr>
-              <w:t>9</w:t>
+              <w:t>7</w:t>
             </w:r>
           </w:p>
         </w:tc>
@@ -1864,7 +1355,7 @@
                 <w:sz w:val="18"/>
                 <w:u w:val="none"/>
               </w:rPr>
-              <w:t>10</w:t>
+              <w:t>8</w:t>
             </w:r>
           </w:p>
         </w:tc>
@@ -2006,575 +1497,7 @@
                 <w:sz w:val="18"/>
                 <w:u w:val="none"/>
               </w:rPr>
-              <w:t>11</w:t>
-            </w:r>
-          </w:p>
-        </w:tc>
-        <w:tc>
-          <w:tcPr>
-            <w:tcW w:type="dxa" w:w="3969"/>
-            <w:shd w:val="clear" w:color="auto" w:fill="FFFFFF"/>
-            <w:tcBorders>
-              <w:top w:val="single" w:sz="4" w:space="0" w:color="000000"/>
-              <w:left w:val="single" w:sz="4" w:space="0" w:color="000000"/>
-              <w:bottom w:val="single" w:sz="4" w:space="0" w:color="000000"/>
-              <w:right w:val="single" w:sz="4" w:space="0" w:color="000000"/>
-            </w:tcBorders>
-            <w:vAlign w:val="center"/>
-          </w:tcPr>
-          <w:p>
-            <w:pPr>
-              <w:spacing w:before="40" w:after="40"/>
-              <w:jc w:val="left"/>
-            </w:pPr>
-            <w:r>
-              <w:rPr>
-                <w:rFonts w:ascii="Adani" w:hAnsi="Adani"/>
-                <w:b w:val="0"/>
-                <w:sz w:val="18"/>
-                <w:u w:val="none"/>
-              </w:rPr>
-              <w:t>ADANI GREEN ENERGY (TAMILNADU) LIMITED</w:t>
-            </w:r>
-          </w:p>
-        </w:tc>
-        <w:tc>
-          <w:tcPr>
-            <w:tcW w:type="dxa" w:w="1814"/>
-            <w:shd w:val="clear" w:color="auto" w:fill="FFFFFF"/>
-            <w:tcBorders>
-              <w:top w:val="single" w:sz="4" w:space="0" w:color="000000"/>
-              <w:left w:val="single" w:sz="4" w:space="0" w:color="000000"/>
-              <w:bottom w:val="single" w:sz="4" w:space="0" w:color="000000"/>
-              <w:right w:val="single" w:sz="4" w:space="0" w:color="000000"/>
-            </w:tcBorders>
-            <w:vAlign w:val="center"/>
-          </w:tcPr>
-          <w:p>
-            <w:pPr>
-              <w:spacing w:before="40" w:after="40"/>
-              <w:jc w:val="left"/>
-            </w:pPr>
-            <w:r>
-              <w:rPr>
-                <w:rFonts w:ascii="Adani" w:hAnsi="Adani"/>
-                <w:b w:val="0"/>
-                <w:sz w:val="18"/>
-                <w:u w:val="none"/>
-              </w:rPr>
-              <w:t>Wholetime Director</w:t>
-            </w:r>
-          </w:p>
-        </w:tc>
-        <w:tc>
-          <w:tcPr>
-            <w:tcW w:type="dxa" w:w="1020"/>
-            <w:shd w:val="clear" w:color="auto" w:fill="FFFFFF"/>
-            <w:tcBorders>
-              <w:top w:val="single" w:sz="4" w:space="0" w:color="000000"/>
-              <w:left w:val="single" w:sz="4" w:space="0" w:color="000000"/>
-              <w:bottom w:val="single" w:sz="4" w:space="0" w:color="000000"/>
-              <w:right w:val="single" w:sz="4" w:space="0" w:color="000000"/>
-            </w:tcBorders>
-            <w:vAlign w:val="center"/>
-          </w:tcPr>
-          <w:p>
-            <w:pPr>
-              <w:spacing w:before="40" w:after="40"/>
-              <w:jc w:val="left"/>
-            </w:pPr>
-            <w:r>
-              <w:rPr>
-                <w:rFonts w:ascii="Adani" w:hAnsi="Adani"/>
-                <w:b w:val="0"/>
-                <w:sz w:val="18"/>
-                <w:u w:val="none"/>
-              </w:rPr>
-              <w:t>NIL</w:t>
-            </w:r>
-          </w:p>
-        </w:tc>
-        <w:tc>
-          <w:tcPr>
-            <w:tcW w:type="dxa" w:w="1247"/>
-            <w:shd w:val="clear" w:color="auto" w:fill="FFFFFF"/>
-            <w:tcBorders>
-              <w:top w:val="single" w:sz="4" w:space="0" w:color="000000"/>
-              <w:left w:val="single" w:sz="4" w:space="0" w:color="000000"/>
-              <w:bottom w:val="single" w:sz="4" w:space="0" w:color="000000"/>
-              <w:right w:val="single" w:sz="4" w:space="0" w:color="000000"/>
-            </w:tcBorders>
-            <w:vAlign w:val="center"/>
-          </w:tcPr>
-          <w:p>
-            <w:pPr>
-              <w:spacing w:before="40" w:after="40"/>
-              <w:jc w:val="left"/>
-            </w:pPr>
-            <w:r>
-              <w:rPr>
-                <w:rFonts w:ascii="Adani" w:hAnsi="Adani"/>
-                <w:b w:val="0"/>
-                <w:sz w:val="18"/>
-                <w:u w:val="none"/>
-              </w:rPr>
-              <w:t>31/10/2018</w:t>
-            </w:r>
-          </w:p>
-        </w:tc>
-      </w:tr>
-      <w:tr>
-        <w:tc>
-          <w:tcPr>
-            <w:tcW w:type="dxa" w:w="680"/>
-            <w:shd w:val="clear" w:color="auto" w:fill="FFFFFF"/>
-            <w:tcBorders>
-              <w:top w:val="single" w:sz="4" w:space="0" w:color="000000"/>
-              <w:left w:val="single" w:sz="4" w:space="0" w:color="000000"/>
-              <w:bottom w:val="single" w:sz="4" w:space="0" w:color="000000"/>
-              <w:right w:val="single" w:sz="4" w:space="0" w:color="000000"/>
-            </w:tcBorders>
-            <w:vAlign w:val="center"/>
-          </w:tcPr>
-          <w:p>
-            <w:pPr>
-              <w:spacing w:before="40" w:after="40"/>
-              <w:jc w:val="left"/>
-            </w:pPr>
-            <w:r>
-              <w:rPr>
-                <w:rFonts w:ascii="Adani" w:hAnsi="Adani"/>
-                <w:b w:val="0"/>
-                <w:sz w:val="18"/>
-                <w:u w:val="none"/>
-              </w:rPr>
-              <w:t>12</w:t>
-            </w:r>
-          </w:p>
-        </w:tc>
-        <w:tc>
-          <w:tcPr>
-            <w:tcW w:type="dxa" w:w="3969"/>
-            <w:shd w:val="clear" w:color="auto" w:fill="FFFFFF"/>
-            <w:tcBorders>
-              <w:top w:val="single" w:sz="4" w:space="0" w:color="000000"/>
-              <w:left w:val="single" w:sz="4" w:space="0" w:color="000000"/>
-              <w:bottom w:val="single" w:sz="4" w:space="0" w:color="000000"/>
-              <w:right w:val="single" w:sz="4" w:space="0" w:color="000000"/>
-            </w:tcBorders>
-            <w:vAlign w:val="center"/>
-          </w:tcPr>
-          <w:p>
-            <w:pPr>
-              <w:spacing w:before="40" w:after="40"/>
-              <w:jc w:val="left"/>
-            </w:pPr>
-            <w:r>
-              <w:rPr>
-                <w:rFonts w:ascii="Adani" w:hAnsi="Adani"/>
-                <w:b w:val="0"/>
-                <w:sz w:val="18"/>
-                <w:u w:val="none"/>
-              </w:rPr>
-              <w:t>ADANI ELECTRICITY MUMBAI INFRA LIMITED</w:t>
-            </w:r>
-          </w:p>
-        </w:tc>
-        <w:tc>
-          <w:tcPr>
-            <w:tcW w:type="dxa" w:w="1814"/>
-            <w:shd w:val="clear" w:color="auto" w:fill="FFFFFF"/>
-            <w:tcBorders>
-              <w:top w:val="single" w:sz="4" w:space="0" w:color="000000"/>
-              <w:left w:val="single" w:sz="4" w:space="0" w:color="000000"/>
-              <w:bottom w:val="single" w:sz="4" w:space="0" w:color="000000"/>
-              <w:right w:val="single" w:sz="4" w:space="0" w:color="000000"/>
-            </w:tcBorders>
-            <w:vAlign w:val="center"/>
-          </w:tcPr>
-          <w:p>
-            <w:pPr>
-              <w:spacing w:before="40" w:after="40"/>
-              <w:jc w:val="left"/>
-            </w:pPr>
-            <w:r>
-              <w:rPr>
-                <w:rFonts w:ascii="Adani" w:hAnsi="Adani"/>
-                <w:b w:val="0"/>
-                <w:sz w:val="18"/>
-                <w:u w:val="none"/>
-              </w:rPr>
-              <w:t>Director</w:t>
-            </w:r>
-          </w:p>
-        </w:tc>
-        <w:tc>
-          <w:tcPr>
-            <w:tcW w:type="dxa" w:w="1020"/>
-            <w:shd w:val="clear" w:color="auto" w:fill="FFFFFF"/>
-            <w:tcBorders>
-              <w:top w:val="single" w:sz="4" w:space="0" w:color="000000"/>
-              <w:left w:val="single" w:sz="4" w:space="0" w:color="000000"/>
-              <w:bottom w:val="single" w:sz="4" w:space="0" w:color="000000"/>
-              <w:right w:val="single" w:sz="4" w:space="0" w:color="000000"/>
-            </w:tcBorders>
-            <w:vAlign w:val="center"/>
-          </w:tcPr>
-          <w:p>
-            <w:pPr>
-              <w:spacing w:before="40" w:after="40"/>
-              <w:jc w:val="left"/>
-            </w:pPr>
-            <w:r>
-              <w:rPr>
-                <w:rFonts w:ascii="Adani" w:hAnsi="Adani"/>
-                <w:b w:val="0"/>
-                <w:sz w:val="18"/>
-                <w:u w:val="none"/>
-              </w:rPr>
-              <w:t>NIL</w:t>
-            </w:r>
-          </w:p>
-        </w:tc>
-        <w:tc>
-          <w:tcPr>
-            <w:tcW w:type="dxa" w:w="1247"/>
-            <w:shd w:val="clear" w:color="auto" w:fill="FFFFFF"/>
-            <w:tcBorders>
-              <w:top w:val="single" w:sz="4" w:space="0" w:color="000000"/>
-              <w:left w:val="single" w:sz="4" w:space="0" w:color="000000"/>
-              <w:bottom w:val="single" w:sz="4" w:space="0" w:color="000000"/>
-              <w:right w:val="single" w:sz="4" w:space="0" w:color="000000"/>
-            </w:tcBorders>
-            <w:vAlign w:val="center"/>
-          </w:tcPr>
-          <w:p>
-            <w:pPr>
-              <w:spacing w:before="40" w:after="40"/>
-              <w:jc w:val="left"/>
-            </w:pPr>
-            <w:r>
-              <w:rPr>
-                <w:rFonts w:ascii="Adani" w:hAnsi="Adani"/>
-                <w:b w:val="0"/>
-                <w:sz w:val="18"/>
-                <w:u w:val="none"/>
-              </w:rPr>
-              <w:t>29/08/2018</w:t>
-            </w:r>
-          </w:p>
-        </w:tc>
-      </w:tr>
-      <w:tr>
-        <w:tc>
-          <w:tcPr>
-            <w:tcW w:type="dxa" w:w="680"/>
-            <w:shd w:val="clear" w:color="auto" w:fill="FFFFFF"/>
-            <w:tcBorders>
-              <w:top w:val="single" w:sz="4" w:space="0" w:color="000000"/>
-              <w:left w:val="single" w:sz="4" w:space="0" w:color="000000"/>
-              <w:bottom w:val="single" w:sz="4" w:space="0" w:color="000000"/>
-              <w:right w:val="single" w:sz="4" w:space="0" w:color="000000"/>
-            </w:tcBorders>
-            <w:vAlign w:val="center"/>
-          </w:tcPr>
-          <w:p>
-            <w:pPr>
-              <w:spacing w:before="40" w:after="40"/>
-              <w:jc w:val="left"/>
-            </w:pPr>
-            <w:r>
-              <w:rPr>
-                <w:rFonts w:ascii="Adani" w:hAnsi="Adani"/>
-                <w:b w:val="0"/>
-                <w:sz w:val="18"/>
-                <w:u w:val="none"/>
-              </w:rPr>
-              <w:t>13</w:t>
-            </w:r>
-          </w:p>
-        </w:tc>
-        <w:tc>
-          <w:tcPr>
-            <w:tcW w:type="dxa" w:w="3969"/>
-            <w:shd w:val="clear" w:color="auto" w:fill="FFFFFF"/>
-            <w:tcBorders>
-              <w:top w:val="single" w:sz="4" w:space="0" w:color="000000"/>
-              <w:left w:val="single" w:sz="4" w:space="0" w:color="000000"/>
-              <w:bottom w:val="single" w:sz="4" w:space="0" w:color="000000"/>
-              <w:right w:val="single" w:sz="4" w:space="0" w:color="000000"/>
-            </w:tcBorders>
-            <w:vAlign w:val="center"/>
-          </w:tcPr>
-          <w:p>
-            <w:pPr>
-              <w:spacing w:before="40" w:after="40"/>
-              <w:jc w:val="left"/>
-            </w:pPr>
-            <w:r>
-              <w:rPr>
-                <w:rFonts w:ascii="Adani" w:hAnsi="Adani"/>
-                <w:b w:val="0"/>
-                <w:sz w:val="18"/>
-                <w:u w:val="none"/>
-              </w:rPr>
-              <w:t>ADANI FINSERVE PRIVATE LIMITED</w:t>
-            </w:r>
-          </w:p>
-        </w:tc>
-        <w:tc>
-          <w:tcPr>
-            <w:tcW w:type="dxa" w:w="1814"/>
-            <w:shd w:val="clear" w:color="auto" w:fill="FFFFFF"/>
-            <w:tcBorders>
-              <w:top w:val="single" w:sz="4" w:space="0" w:color="000000"/>
-              <w:left w:val="single" w:sz="4" w:space="0" w:color="000000"/>
-              <w:bottom w:val="single" w:sz="4" w:space="0" w:color="000000"/>
-              <w:right w:val="single" w:sz="4" w:space="0" w:color="000000"/>
-            </w:tcBorders>
-            <w:vAlign w:val="center"/>
-          </w:tcPr>
-          <w:p>
-            <w:pPr>
-              <w:spacing w:before="40" w:after="40"/>
-              <w:jc w:val="left"/>
-            </w:pPr>
-            <w:r>
-              <w:rPr>
-                <w:rFonts w:ascii="Adani" w:hAnsi="Adani"/>
-                <w:b w:val="0"/>
-                <w:sz w:val="18"/>
-                <w:u w:val="none"/>
-              </w:rPr>
-              <w:t>Director</w:t>
-            </w:r>
-          </w:p>
-        </w:tc>
-        <w:tc>
-          <w:tcPr>
-            <w:tcW w:type="dxa" w:w="1020"/>
-            <w:shd w:val="clear" w:color="auto" w:fill="FFFFFF"/>
-            <w:tcBorders>
-              <w:top w:val="single" w:sz="4" w:space="0" w:color="000000"/>
-              <w:left w:val="single" w:sz="4" w:space="0" w:color="000000"/>
-              <w:bottom w:val="single" w:sz="4" w:space="0" w:color="000000"/>
-              <w:right w:val="single" w:sz="4" w:space="0" w:color="000000"/>
-            </w:tcBorders>
-            <w:vAlign w:val="center"/>
-          </w:tcPr>
-          <w:p>
-            <w:pPr>
-              <w:spacing w:before="40" w:after="40"/>
-              <w:jc w:val="left"/>
-            </w:pPr>
-            <w:r>
-              <w:rPr>
-                <w:rFonts w:ascii="Adani" w:hAnsi="Adani"/>
-                <w:b w:val="0"/>
-                <w:sz w:val="18"/>
-                <w:u w:val="none"/>
-              </w:rPr>
-              <w:t>NIL</w:t>
-            </w:r>
-          </w:p>
-        </w:tc>
-        <w:tc>
-          <w:tcPr>
-            <w:tcW w:type="dxa" w:w="1247"/>
-            <w:shd w:val="clear" w:color="auto" w:fill="FFFFFF"/>
-            <w:tcBorders>
-              <w:top w:val="single" w:sz="4" w:space="0" w:color="000000"/>
-              <w:left w:val="single" w:sz="4" w:space="0" w:color="000000"/>
-              <w:bottom w:val="single" w:sz="4" w:space="0" w:color="000000"/>
-              <w:right w:val="single" w:sz="4" w:space="0" w:color="000000"/>
-            </w:tcBorders>
-            <w:vAlign w:val="center"/>
-          </w:tcPr>
-          <w:p>
-            <w:pPr>
-              <w:spacing w:before="40" w:after="40"/>
-              <w:jc w:val="left"/>
-            </w:pPr>
-            <w:r>
-              <w:rPr>
-                <w:rFonts w:ascii="Adani" w:hAnsi="Adani"/>
-                <w:b w:val="0"/>
-                <w:sz w:val="18"/>
-                <w:u w:val="none"/>
-              </w:rPr>
-              <w:t>02/05/2018</w:t>
-            </w:r>
-          </w:p>
-        </w:tc>
-      </w:tr>
-      <w:tr>
-        <w:tc>
-          <w:tcPr>
-            <w:tcW w:type="dxa" w:w="680"/>
-            <w:shd w:val="clear" w:color="auto" w:fill="FFFFFF"/>
-            <w:tcBorders>
-              <w:top w:val="single" w:sz="4" w:space="0" w:color="000000"/>
-              <w:left w:val="single" w:sz="4" w:space="0" w:color="000000"/>
-              <w:bottom w:val="single" w:sz="4" w:space="0" w:color="000000"/>
-              <w:right w:val="single" w:sz="4" w:space="0" w:color="000000"/>
-            </w:tcBorders>
-            <w:vAlign w:val="center"/>
-          </w:tcPr>
-          <w:p>
-            <w:pPr>
-              <w:spacing w:before="40" w:after="40"/>
-              <w:jc w:val="left"/>
-            </w:pPr>
-            <w:r>
-              <w:rPr>
-                <w:rFonts w:ascii="Adani" w:hAnsi="Adani"/>
-                <w:b w:val="0"/>
-                <w:sz w:val="18"/>
-                <w:u w:val="none"/>
-              </w:rPr>
-              <w:t>14</w:t>
-            </w:r>
-          </w:p>
-        </w:tc>
-        <w:tc>
-          <w:tcPr>
-            <w:tcW w:type="dxa" w:w="3969"/>
-            <w:shd w:val="clear" w:color="auto" w:fill="FFFFFF"/>
-            <w:tcBorders>
-              <w:top w:val="single" w:sz="4" w:space="0" w:color="000000"/>
-              <w:left w:val="single" w:sz="4" w:space="0" w:color="000000"/>
-              <w:bottom w:val="single" w:sz="4" w:space="0" w:color="000000"/>
-              <w:right w:val="single" w:sz="4" w:space="0" w:color="000000"/>
-            </w:tcBorders>
-            <w:vAlign w:val="center"/>
-          </w:tcPr>
-          <w:p>
-            <w:pPr>
-              <w:spacing w:before="40" w:after="40"/>
-              <w:jc w:val="left"/>
-            </w:pPr>
-            <w:r>
-              <w:rPr>
-                <w:rFonts w:ascii="Adani" w:hAnsi="Adani"/>
-                <w:b w:val="0"/>
-                <w:sz w:val="18"/>
-                <w:u w:val="none"/>
-              </w:rPr>
-              <w:t>TYGER HOME FINANCE PRIVATE LIMITED</w:t>
-            </w:r>
-          </w:p>
-        </w:tc>
-        <w:tc>
-          <w:tcPr>
-            <w:tcW w:type="dxa" w:w="1814"/>
-            <w:shd w:val="clear" w:color="auto" w:fill="FFFFFF"/>
-            <w:tcBorders>
-              <w:top w:val="single" w:sz="4" w:space="0" w:color="000000"/>
-              <w:left w:val="single" w:sz="4" w:space="0" w:color="000000"/>
-              <w:bottom w:val="single" w:sz="4" w:space="0" w:color="000000"/>
-              <w:right w:val="single" w:sz="4" w:space="0" w:color="000000"/>
-            </w:tcBorders>
-            <w:vAlign w:val="center"/>
-          </w:tcPr>
-          <w:p>
-            <w:pPr>
-              <w:spacing w:before="40" w:after="40"/>
-              <w:jc w:val="left"/>
-            </w:pPr>
-            <w:r>
-              <w:rPr>
-                <w:rFonts w:ascii="Adani" w:hAnsi="Adani"/>
-                <w:b w:val="0"/>
-                <w:sz w:val="18"/>
-                <w:u w:val="none"/>
-              </w:rPr>
-              <w:t>Director</w:t>
-            </w:r>
-          </w:p>
-        </w:tc>
-        <w:tc>
-          <w:tcPr>
-            <w:tcW w:type="dxa" w:w="1020"/>
-            <w:shd w:val="clear" w:color="auto" w:fill="FFFFFF"/>
-            <w:tcBorders>
-              <w:top w:val="single" w:sz="4" w:space="0" w:color="000000"/>
-              <w:left w:val="single" w:sz="4" w:space="0" w:color="000000"/>
-              <w:bottom w:val="single" w:sz="4" w:space="0" w:color="000000"/>
-              <w:right w:val="single" w:sz="4" w:space="0" w:color="000000"/>
-            </w:tcBorders>
-            <w:vAlign w:val="center"/>
-          </w:tcPr>
-          <w:p>
-            <w:pPr>
-              <w:spacing w:before="40" w:after="40"/>
-              <w:jc w:val="left"/>
-            </w:pPr>
-            <w:r>
-              <w:rPr>
-                <w:rFonts w:ascii="Adani" w:hAnsi="Adani"/>
-                <w:b w:val="0"/>
-                <w:sz w:val="18"/>
-                <w:u w:val="none"/>
-              </w:rPr>
-              <w:t>NIL</w:t>
-            </w:r>
-          </w:p>
-        </w:tc>
-        <w:tc>
-          <w:tcPr>
-            <w:tcW w:type="dxa" w:w="1247"/>
-            <w:shd w:val="clear" w:color="auto" w:fill="FFFFFF"/>
-            <w:tcBorders>
-              <w:top w:val="single" w:sz="4" w:space="0" w:color="000000"/>
-              <w:left w:val="single" w:sz="4" w:space="0" w:color="000000"/>
-              <w:bottom w:val="single" w:sz="4" w:space="0" w:color="000000"/>
-              <w:right w:val="single" w:sz="4" w:space="0" w:color="000000"/>
-            </w:tcBorders>
-            <w:vAlign w:val="center"/>
-          </w:tcPr>
-          <w:p>
-            <w:pPr>
-              <w:spacing w:before="40" w:after="40"/>
-              <w:jc w:val="left"/>
-            </w:pPr>
-            <w:r>
-              <w:rPr>
-                <w:rFonts w:ascii="Adani" w:hAnsi="Adani"/>
-                <w:b w:val="0"/>
-                <w:sz w:val="18"/>
-                <w:u w:val="none"/>
-              </w:rPr>
-              <w:t>05/09/2017</w:t>
-            </w:r>
-          </w:p>
-        </w:tc>
-      </w:tr>
-      <w:tr>
-        <w:tc>
-          <w:tcPr>
-            <w:tcW w:type="dxa" w:w="680"/>
-            <w:shd w:val="clear" w:color="auto" w:fill="FFFFFF"/>
-            <w:tcBorders>
-              <w:top w:val="single" w:sz="4" w:space="0" w:color="000000"/>
-              <w:left w:val="single" w:sz="4" w:space="0" w:color="000000"/>
-              <w:bottom w:val="single" w:sz="4" w:space="0" w:color="000000"/>
-              <w:right w:val="single" w:sz="4" w:space="0" w:color="000000"/>
-            </w:tcBorders>
-            <w:vAlign w:val="center"/>
-          </w:tcPr>
-          <w:p>
-            <w:pPr>
-              <w:spacing w:before="40" w:after="40"/>
-              <w:jc w:val="left"/>
-            </w:pPr>
-            <w:r>
-              <w:rPr>
-                <w:rFonts w:ascii="Adani" w:hAnsi="Adani"/>
-                <w:b w:val="0"/>
-                <w:sz w:val="18"/>
-                <w:u w:val="none"/>
-              </w:rPr>
-              <w:t>15</w:t>
+              <w:t>9</w:t>
             </w:r>
           </w:p>
         </w:tc>
@@ -2716,7 +1639,7 @@
                 <w:sz w:val="18"/>
                 <w:u w:val="none"/>
               </w:rPr>
-              <w:t>16</w:t>
+              <w:t>10</w:t>
             </w:r>
           </w:p>
         </w:tc>
@@ -2829,148 +1752,6 @@
                 <w:u w:val="none"/>
               </w:rPr>
               <w:t>24/03/2017</w:t>
-            </w:r>
-          </w:p>
-        </w:tc>
-      </w:tr>
-      <w:tr>
-        <w:tc>
-          <w:tcPr>
-            <w:tcW w:type="dxa" w:w="680"/>
-            <w:shd w:val="clear" w:color="auto" w:fill="FFFFFF"/>
-            <w:tcBorders>
-              <w:top w:val="single" w:sz="4" w:space="0" w:color="000000"/>
-              <w:left w:val="single" w:sz="4" w:space="0" w:color="000000"/>
-              <w:bottom w:val="single" w:sz="4" w:space="0" w:color="000000"/>
-              <w:right w:val="single" w:sz="4" w:space="0" w:color="000000"/>
-            </w:tcBorders>
-            <w:vAlign w:val="center"/>
-          </w:tcPr>
-          <w:p>
-            <w:pPr>
-              <w:spacing w:before="40" w:after="40"/>
-              <w:jc w:val="left"/>
-            </w:pPr>
-            <w:r>
-              <w:rPr>
-                <w:rFonts w:ascii="Adani" w:hAnsi="Adani"/>
-                <w:b w:val="0"/>
-                <w:sz w:val="18"/>
-                <w:u w:val="none"/>
-              </w:rPr>
-              <w:t>17</w:t>
-            </w:r>
-          </w:p>
-        </w:tc>
-        <w:tc>
-          <w:tcPr>
-            <w:tcW w:type="dxa" w:w="3969"/>
-            <w:shd w:val="clear" w:color="auto" w:fill="FFFFFF"/>
-            <w:tcBorders>
-              <w:top w:val="single" w:sz="4" w:space="0" w:color="000000"/>
-              <w:left w:val="single" w:sz="4" w:space="0" w:color="000000"/>
-              <w:bottom w:val="single" w:sz="4" w:space="0" w:color="000000"/>
-              <w:right w:val="single" w:sz="4" w:space="0" w:color="000000"/>
-            </w:tcBorders>
-            <w:vAlign w:val="center"/>
-          </w:tcPr>
-          <w:p>
-            <w:pPr>
-              <w:spacing w:before="40" w:after="40"/>
-              <w:jc w:val="left"/>
-            </w:pPr>
-            <w:r>
-              <w:rPr>
-                <w:rFonts w:ascii="Adani" w:hAnsi="Adani"/>
-                <w:b w:val="0"/>
-                <w:sz w:val="18"/>
-                <w:u w:val="none"/>
-              </w:rPr>
-              <w:t>TYGER CAPITAL PRIVATE LIMITED</w:t>
-            </w:r>
-          </w:p>
-        </w:tc>
-        <w:tc>
-          <w:tcPr>
-            <w:tcW w:type="dxa" w:w="1814"/>
-            <w:shd w:val="clear" w:color="auto" w:fill="FFFFFF"/>
-            <w:tcBorders>
-              <w:top w:val="single" w:sz="4" w:space="0" w:color="000000"/>
-              <w:left w:val="single" w:sz="4" w:space="0" w:color="000000"/>
-              <w:bottom w:val="single" w:sz="4" w:space="0" w:color="000000"/>
-              <w:right w:val="single" w:sz="4" w:space="0" w:color="000000"/>
-            </w:tcBorders>
-            <w:vAlign w:val="center"/>
-          </w:tcPr>
-          <w:p>
-            <w:pPr>
-              <w:spacing w:before="40" w:after="40"/>
-              <w:jc w:val="left"/>
-            </w:pPr>
-            <w:r>
-              <w:rPr>
-                <w:rFonts w:ascii="Adani" w:hAnsi="Adani"/>
-                <w:b w:val="0"/>
-                <w:sz w:val="18"/>
-                <w:u w:val="none"/>
-              </w:rPr>
-              <w:t>Director</w:t>
-            </w:r>
-          </w:p>
-        </w:tc>
-        <w:tc>
-          <w:tcPr>
-            <w:tcW w:type="dxa" w:w="1020"/>
-            <w:shd w:val="clear" w:color="auto" w:fill="FFFFFF"/>
-            <w:tcBorders>
-              <w:top w:val="single" w:sz="4" w:space="0" w:color="000000"/>
-              <w:left w:val="single" w:sz="4" w:space="0" w:color="000000"/>
-              <w:bottom w:val="single" w:sz="4" w:space="0" w:color="000000"/>
-              <w:right w:val="single" w:sz="4" w:space="0" w:color="000000"/>
-            </w:tcBorders>
-            <w:vAlign w:val="center"/>
-          </w:tcPr>
-          <w:p>
-            <w:pPr>
-              <w:spacing w:before="40" w:after="40"/>
-              <w:jc w:val="left"/>
-            </w:pPr>
-            <w:r>
-              <w:rPr>
-                <w:rFonts w:ascii="Adani" w:hAnsi="Adani"/>
-                <w:b w:val="0"/>
-                <w:sz w:val="18"/>
-                <w:u w:val="none"/>
-              </w:rPr>
-              <w:t>NIL</w:t>
-            </w:r>
-          </w:p>
-        </w:tc>
-        <w:tc>
-          <w:tcPr>
-            <w:tcW w:type="dxa" w:w="1247"/>
-            <w:shd w:val="clear" w:color="auto" w:fill="FFFFFF"/>
-            <w:tcBorders>
-              <w:top w:val="single" w:sz="4" w:space="0" w:color="000000"/>
-              <w:left w:val="single" w:sz="4" w:space="0" w:color="000000"/>
-              <w:bottom w:val="single" w:sz="4" w:space="0" w:color="000000"/>
-              <w:right w:val="single" w:sz="4" w:space="0" w:color="000000"/>
-            </w:tcBorders>
-            <w:vAlign w:val="center"/>
-          </w:tcPr>
-          <w:p>
-            <w:pPr>
-              <w:spacing w:before="40" w:after="40"/>
-              <w:jc w:val="left"/>
-            </w:pPr>
-            <w:r>
-              <w:rPr>
-                <w:rFonts w:ascii="Adani" w:hAnsi="Adani"/>
-                <w:b w:val="0"/>
-                <w:sz w:val="18"/>
-                <w:u w:val="none"/>
-              </w:rPr>
-              <w:t>30/09/2016</w:t>
             </w:r>
           </w:p>
         </w:tc>
@@ -3207,7 +1988,7 @@
                 <w:sz w:val="18"/>
                 <w:u w:val="none"/>
               </w:rPr>
-              <w:t>Date:   07th May, 2026</w:t>
+              <w:t>Date:   15th May, 2026</w:t>
             </w:r>
           </w:p>
         </w:tc>
@@ -3473,174 +2254,441 @@
         <w:t>:</w:t>
       </w:r>
     </w:p>
-    <w:p>
-      <w:pPr>
-        <w:pStyle w:val="ListNumber"/>
-        <w:spacing w:before="0" w:after="40"/>
-        <w:ind w:left="720"/>
-      </w:pPr>
-      <w:r>
-        <w:rPr>
-          <w:rFonts w:ascii="Adani" w:hAnsi="Adani"/>
-          <w:b w:val="0"/>
-          <w:sz w:val="20"/>
-          <w:u w:val="none"/>
-        </w:rPr>
-        <w:t>Father</w:t>
-        <w:tab/>
-        <w:tab/>
-        <w:t>:</w:t>
-        <w:tab/>
-        <w:t>NIL</w:t>
-      </w:r>
-    </w:p>
-    <w:p>
-      <w:pPr>
-        <w:pStyle w:val="ListNumber"/>
-        <w:spacing w:before="0" w:after="40"/>
-        <w:ind w:left="720"/>
-      </w:pPr>
-      <w:r>
-        <w:rPr>
-          <w:rFonts w:ascii="Adani" w:hAnsi="Adani"/>
-          <w:b w:val="0"/>
-          <w:sz w:val="20"/>
-          <w:u w:val="none"/>
-        </w:rPr>
-        <w:t>Mother</w:t>
-        <w:tab/>
-        <w:tab/>
-        <w:t>:</w:t>
-        <w:tab/>
-        <w:t>NIL</w:t>
-      </w:r>
-    </w:p>
-    <w:p>
-      <w:pPr>
-        <w:pStyle w:val="ListNumber"/>
-        <w:spacing w:before="0" w:after="40"/>
-        <w:ind w:left="720"/>
-      </w:pPr>
-      <w:r>
-        <w:rPr>
-          <w:rFonts w:ascii="Adani" w:hAnsi="Adani"/>
-          <w:b w:val="0"/>
-          <w:sz w:val="20"/>
-          <w:u w:val="none"/>
-        </w:rPr>
-        <w:t>Son</w:t>
-        <w:tab/>
-        <w:tab/>
-        <w:t>:</w:t>
-        <w:tab/>
-        <w:t>NIL</w:t>
-      </w:r>
-    </w:p>
-    <w:p>
-      <w:pPr>
-        <w:pStyle w:val="ListNumber"/>
-        <w:spacing w:before="0" w:after="40"/>
-        <w:ind w:left="720"/>
-      </w:pPr>
-      <w:r>
-        <w:rPr>
-          <w:rFonts w:ascii="Adani" w:hAnsi="Adani"/>
-          <w:b w:val="0"/>
-          <w:sz w:val="20"/>
-          <w:u w:val="none"/>
-        </w:rPr>
-        <w:t>Son's Wife</w:t>
-        <w:tab/>
-        <w:tab/>
-        <w:t>:</w:t>
-        <w:tab/>
-        <w:t>NIL</w:t>
-      </w:r>
-    </w:p>
-    <w:p>
-      <w:pPr>
-        <w:pStyle w:val="ListNumber"/>
-        <w:spacing w:before="0" w:after="40"/>
-        <w:ind w:left="720"/>
-      </w:pPr>
-      <w:r>
-        <w:rPr>
-          <w:rFonts w:ascii="Adani" w:hAnsi="Adani"/>
-          <w:b w:val="0"/>
-          <w:sz w:val="20"/>
-          <w:u w:val="none"/>
-        </w:rPr>
-        <w:t>Daughter</w:t>
-        <w:tab/>
-        <w:tab/>
-        <w:t>:</w:t>
-        <w:tab/>
-        <w:t>NIL</w:t>
-      </w:r>
-    </w:p>
-    <w:p>
-      <w:pPr>
-        <w:pStyle w:val="ListNumber"/>
-        <w:spacing w:before="0" w:after="40"/>
-        <w:ind w:left="720"/>
-      </w:pPr>
-      <w:r>
-        <w:rPr>
-          <w:rFonts w:ascii="Adani" w:hAnsi="Adani"/>
-          <w:b w:val="0"/>
-          <w:sz w:val="20"/>
-          <w:u w:val="none"/>
-        </w:rPr>
-        <w:t>Daughter's Husband</w:t>
-        <w:tab/>
-        <w:tab/>
-        <w:t>:</w:t>
-        <w:tab/>
-        <w:t>NIL</w:t>
-      </w:r>
-    </w:p>
-    <w:p>
-      <w:pPr>
-        <w:pStyle w:val="ListNumber"/>
-        <w:spacing w:before="0" w:after="40"/>
-        <w:ind w:left="720"/>
-      </w:pPr>
-      <w:r>
-        <w:rPr>
-          <w:rFonts w:ascii="Adani" w:hAnsi="Adani"/>
-          <w:b w:val="0"/>
-          <w:sz w:val="20"/>
-          <w:u w:val="none"/>
-        </w:rPr>
-        <w:t>Brother</w:t>
-        <w:tab/>
-        <w:tab/>
-        <w:t>:</w:t>
-        <w:tab/>
-        <w:t>NIL</w:t>
-      </w:r>
-    </w:p>
-    <w:p>
-      <w:pPr>
-        <w:pStyle w:val="ListNumber"/>
-        <w:spacing w:before="0" w:after="40"/>
-        <w:ind w:left="720"/>
-      </w:pPr>
-      <w:r>
-        <w:rPr>
-          <w:rFonts w:ascii="Adani" w:hAnsi="Adani"/>
-          <w:b w:val="0"/>
-          <w:sz w:val="20"/>
-          <w:u w:val="none"/>
-        </w:rPr>
-        <w:t>Sister</w:t>
-        <w:tab/>
-        <w:tab/>
-        <w:t>:</w:t>
-        <w:tab/>
-        <w:t>NIL</w:t>
-      </w:r>
-    </w:p>
+    <w:tbl>
+      <w:tblPr>
+        <w:tblW w:type="auto" w:w="0"/>
+        <w:jc w:val="left"/>
+        <w:tblLook w:firstColumn="1" w:firstRow="1" w:lastColumn="0" w:lastRow="0" w:noHBand="0" w:noVBand="1" w:val="04A0"/>
+      </w:tblPr>
+      <w:tblGrid>
+        <w:gridCol w:w="4536"/>
+        <w:gridCol w:w="4536"/>
+      </w:tblGrid>
+      <w:tr>
+        <w:tc>
+          <w:tcPr>
+            <w:tcW w:type="dxa" w:w="4536"/>
+            <w:tcBorders>
+              <w:top w:val="none"/>
+              <w:bottom w:val="none"/>
+              <w:left w:val="none"/>
+              <w:right w:val="none"/>
+            </w:tcBorders>
+          </w:tcPr>
+          <w:p>
+            <w:pPr>
+              <w:ind w:left="720"/>
+            </w:pPr>
+            <w:r>
+              <w:rPr>
+                <w:rFonts w:ascii="Adani" w:hAnsi="Adani"/>
+                <w:b w:val="0"/>
+                <w:sz w:val="20"/>
+                <w:u w:val="none"/>
+              </w:rPr>
+              <w:t>1.</w:t>
+              <w:tab/>
+              <w:t>Father</w:t>
+              <w:tab/>
+              <w:t>:</w:t>
+            </w:r>
+          </w:p>
+        </w:tc>
+        <w:tc>
+          <w:tcPr>
+            <w:tcW w:type="dxa" w:w="4536"/>
+            <w:tcBorders>
+              <w:top w:val="none"/>
+              <w:bottom w:val="none"/>
+              <w:left w:val="none"/>
+              <w:right w:val="none"/>
+            </w:tcBorders>
+          </w:tcPr>
+          <w:p>
+            <w:r>
+              <w:rPr>
+                <w:rFonts w:ascii="Adani" w:hAnsi="Adani"/>
+                <w:b w:val="0"/>
+                <w:sz w:val="20"/>
+                <w:u w:val="none"/>
+              </w:rPr>
+              <w:t>NIL</w:t>
+            </w:r>
+          </w:p>
+        </w:tc>
+      </w:tr>
+      <w:tr>
+        <w:tc>
+          <w:tcPr>
+            <w:tcW w:type="dxa" w:w="4536"/>
+            <w:tcBorders>
+              <w:top w:val="none"/>
+              <w:bottom w:val="none"/>
+              <w:left w:val="none"/>
+              <w:right w:val="none"/>
+            </w:tcBorders>
+          </w:tcPr>
+          <w:p>
+            <w:pPr>
+              <w:ind w:left="720"/>
+            </w:pPr>
+            <w:r>
+              <w:rPr>
+                <w:rFonts w:ascii="Adani" w:hAnsi="Adani"/>
+                <w:b w:val="0"/>
+                <w:sz w:val="20"/>
+                <w:u w:val="none"/>
+              </w:rPr>
+              <w:t>2.</w:t>
+              <w:tab/>
+              <w:t>Mother</w:t>
+              <w:tab/>
+              <w:t>:</w:t>
+            </w:r>
+          </w:p>
+        </w:tc>
+        <w:tc>
+          <w:tcPr>
+            <w:tcW w:type="dxa" w:w="4536"/>
+            <w:tcBorders>
+              <w:top w:val="none"/>
+              <w:bottom w:val="none"/>
+              <w:left w:val="none"/>
+              <w:right w:val="none"/>
+            </w:tcBorders>
+          </w:tcPr>
+          <w:p>
+            <w:r>
+              <w:rPr>
+                <w:rFonts w:ascii="Adani" w:hAnsi="Adani"/>
+                <w:b w:val="0"/>
+                <w:sz w:val="20"/>
+                <w:u w:val="none"/>
+              </w:rPr>
+              <w:t>NIL</w:t>
+            </w:r>
+          </w:p>
+        </w:tc>
+      </w:tr>
+      <w:tr>
+        <w:tc>
+          <w:tcPr>
+            <w:tcW w:type="dxa" w:w="4536"/>
+            <w:tcBorders>
+              <w:top w:val="none"/>
+              <w:bottom w:val="none"/>
+              <w:left w:val="none"/>
+              <w:right w:val="none"/>
+            </w:tcBorders>
+          </w:tcPr>
+          <w:p>
+            <w:pPr>
+              <w:ind w:left="720"/>
+            </w:pPr>
+            <w:r>
+              <w:rPr>
+                <w:rFonts w:ascii="Adani" w:hAnsi="Adani"/>
+                <w:b w:val="0"/>
+                <w:sz w:val="20"/>
+                <w:u w:val="none"/>
+              </w:rPr>
+              <w:t>3.</w:t>
+              <w:tab/>
+              <w:t>Son</w:t>
+              <w:tab/>
+              <w:t>:</w:t>
+            </w:r>
+          </w:p>
+        </w:tc>
+        <w:tc>
+          <w:tcPr>
+            <w:tcW w:type="dxa" w:w="4536"/>
+            <w:tcBorders>
+              <w:top w:val="none"/>
+              <w:bottom w:val="none"/>
+              <w:left w:val="none"/>
+              <w:right w:val="none"/>
+            </w:tcBorders>
+          </w:tcPr>
+          <w:p>
+            <w:r>
+              <w:rPr>
+                <w:rFonts w:ascii="Adani" w:hAnsi="Adani"/>
+                <w:b w:val="0"/>
+                <w:sz w:val="20"/>
+                <w:u w:val="none"/>
+              </w:rPr>
+              <w:t>NIL</w:t>
+            </w:r>
+          </w:p>
+        </w:tc>
+      </w:tr>
+      <w:tr>
+        <w:tc>
+          <w:tcPr>
+            <w:tcW w:type="dxa" w:w="4536"/>
+            <w:tcBorders>
+              <w:top w:val="none"/>
+              <w:bottom w:val="none"/>
+              <w:left w:val="none"/>
+              <w:right w:val="none"/>
+            </w:tcBorders>
+          </w:tcPr>
+          <w:p>
+            <w:pPr>
+              <w:ind w:left="720"/>
+            </w:pPr>
+            <w:r>
+              <w:rPr>
+                <w:rFonts w:ascii="Adani" w:hAnsi="Adani"/>
+                <w:b w:val="0"/>
+                <w:sz w:val="20"/>
+                <w:u w:val="none"/>
+              </w:rPr>
+              <w:t>4.</w:t>
+              <w:tab/>
+              <w:t>Son's Wife</w:t>
+              <w:tab/>
+              <w:t>:</w:t>
+            </w:r>
+          </w:p>
+        </w:tc>
+        <w:tc>
+          <w:tcPr>
+            <w:tcW w:type="dxa" w:w="4536"/>
+            <w:tcBorders>
+              <w:top w:val="none"/>
+              <w:bottom w:val="none"/>
+              <w:left w:val="none"/>
+              <w:right w:val="none"/>
+            </w:tcBorders>
+          </w:tcPr>
+          <w:p>
+            <w:r>
+              <w:rPr>
+                <w:rFonts w:ascii="Adani" w:hAnsi="Adani"/>
+                <w:b w:val="0"/>
+                <w:sz w:val="20"/>
+                <w:u w:val="none"/>
+              </w:rPr>
+              <w:t>NIL</w:t>
+            </w:r>
+          </w:p>
+        </w:tc>
+      </w:tr>
+      <w:tr>
+        <w:tc>
+          <w:tcPr>
+            <w:tcW w:type="dxa" w:w="4536"/>
+            <w:tcBorders>
+              <w:top w:val="none"/>
+              <w:bottom w:val="none"/>
+              <w:left w:val="none"/>
+              <w:right w:val="none"/>
+            </w:tcBorders>
+          </w:tcPr>
+          <w:p>
+            <w:pPr>
+              <w:ind w:left="720"/>
+            </w:pPr>
+            <w:r>
+              <w:rPr>
+                <w:rFonts w:ascii="Adani" w:hAnsi="Adani"/>
+                <w:b w:val="0"/>
+                <w:sz w:val="20"/>
+                <w:u w:val="none"/>
+              </w:rPr>
+              <w:t>5.</w:t>
+              <w:tab/>
+              <w:t>Daughter</w:t>
+              <w:tab/>
+              <w:t>:</w:t>
+            </w:r>
+          </w:p>
+        </w:tc>
+        <w:tc>
+          <w:tcPr>
+            <w:tcW w:type="dxa" w:w="4536"/>
+            <w:tcBorders>
+              <w:top w:val="none"/>
+              <w:bottom w:val="none"/>
+              <w:left w:val="none"/>
+              <w:right w:val="none"/>
+            </w:tcBorders>
+          </w:tcPr>
+          <w:p>
+            <w:r>
+              <w:rPr>
+                <w:rFonts w:ascii="Adani" w:hAnsi="Adani"/>
+                <w:b w:val="0"/>
+                <w:sz w:val="20"/>
+                <w:u w:val="none"/>
+              </w:rPr>
+              <w:t>NIL</w:t>
+            </w:r>
+          </w:p>
+        </w:tc>
+      </w:tr>
+      <w:tr>
+        <w:tc>
+          <w:tcPr>
+            <w:tcW w:type="dxa" w:w="4536"/>
+            <w:tcBorders>
+              <w:top w:val="none"/>
+              <w:bottom w:val="none"/>
+              <w:left w:val="none"/>
+              <w:right w:val="none"/>
+            </w:tcBorders>
+          </w:tcPr>
+          <w:p>
+            <w:pPr>
+              <w:ind w:left="720"/>
+            </w:pPr>
+            <w:r>
+              <w:rPr>
+                <w:rFonts w:ascii="Adani" w:hAnsi="Adani"/>
+                <w:b w:val="0"/>
+                <w:sz w:val="20"/>
+                <w:u w:val="none"/>
+              </w:rPr>
+              <w:t>6.</w:t>
+              <w:tab/>
+              <w:t>Daughter's Husband</w:t>
+              <w:tab/>
+              <w:t>:</w:t>
+            </w:r>
+          </w:p>
+        </w:tc>
+        <w:tc>
+          <w:tcPr>
+            <w:tcW w:type="dxa" w:w="4536"/>
+            <w:tcBorders>
+              <w:top w:val="none"/>
+              <w:bottom w:val="none"/>
+              <w:left w:val="none"/>
+              <w:right w:val="none"/>
+            </w:tcBorders>
+          </w:tcPr>
+          <w:p>
+            <w:r>
+              <w:rPr>
+                <w:rFonts w:ascii="Adani" w:hAnsi="Adani"/>
+                <w:b w:val="0"/>
+                <w:sz w:val="20"/>
+                <w:u w:val="none"/>
+              </w:rPr>
+              <w:t>NIL</w:t>
+            </w:r>
+          </w:p>
+        </w:tc>
+      </w:tr>
+      <w:tr>
+        <w:tc>
+          <w:tcPr>
+            <w:tcW w:type="dxa" w:w="4536"/>
+            <w:tcBorders>
+              <w:top w:val="none"/>
+              <w:bottom w:val="none"/>
+              <w:left w:val="none"/>
+              <w:right w:val="none"/>
+            </w:tcBorders>
+          </w:tcPr>
+          <w:p>
+            <w:pPr>
+              <w:ind w:left="720"/>
+            </w:pPr>
+            <w:r>
+              <w:rPr>
+                <w:rFonts w:ascii="Adani" w:hAnsi="Adani"/>
+                <w:b w:val="0"/>
+                <w:sz w:val="20"/>
+                <w:u w:val="none"/>
+              </w:rPr>
+              <w:t>7.</w:t>
+              <w:tab/>
+              <w:t>Brother</w:t>
+              <w:tab/>
+              <w:t>:</w:t>
+            </w:r>
+          </w:p>
+        </w:tc>
+        <w:tc>
+          <w:tcPr>
+            <w:tcW w:type="dxa" w:w="4536"/>
+            <w:tcBorders>
+              <w:top w:val="none"/>
+              <w:bottom w:val="none"/>
+              <w:left w:val="none"/>
+              <w:right w:val="none"/>
+            </w:tcBorders>
+          </w:tcPr>
+          <w:p>
+            <w:r>
+              <w:rPr>
+                <w:rFonts w:ascii="Adani" w:hAnsi="Adani"/>
+                <w:b w:val="0"/>
+                <w:sz w:val="20"/>
+                <w:u w:val="none"/>
+              </w:rPr>
+              <w:t>NIL</w:t>
+            </w:r>
+          </w:p>
+        </w:tc>
+      </w:tr>
+      <w:tr>
+        <w:tc>
+          <w:tcPr>
+            <w:tcW w:type="dxa" w:w="4536"/>
+            <w:tcBorders>
+              <w:top w:val="none"/>
+              <w:bottom w:val="none"/>
+              <w:left w:val="none"/>
+              <w:right w:val="none"/>
+            </w:tcBorders>
+          </w:tcPr>
+          <w:p>
+            <w:pPr>
+              <w:ind w:left="720"/>
+            </w:pPr>
+            <w:r>
+              <w:rPr>
+                <w:rFonts w:ascii="Adani" w:hAnsi="Adani"/>
+                <w:b w:val="0"/>
+                <w:sz w:val="20"/>
+                <w:u w:val="none"/>
+              </w:rPr>
+              <w:t>8.</w:t>
+              <w:tab/>
+              <w:t>Sister</w:t>
+              <w:tab/>
+              <w:t>:</w:t>
+            </w:r>
+          </w:p>
+        </w:tc>
+        <w:tc>
+          <w:tcPr>
+            <w:tcW w:type="dxa" w:w="4536"/>
+            <w:tcBorders>
+              <w:top w:val="none"/>
+              <w:bottom w:val="none"/>
+              <w:left w:val="none"/>
+              <w:right w:val="none"/>
+            </w:tcBorders>
+          </w:tcPr>
+          <w:p>
+            <w:r>
+              <w:rPr>
+                <w:rFonts w:ascii="Adani" w:hAnsi="Adani"/>
+                <w:b w:val="0"/>
+                <w:sz w:val="20"/>
+                <w:u w:val="none"/>
+              </w:rPr>
+              <w:t>NIL</w:t>
+            </w:r>
+          </w:p>
+        </w:tc>
+      </w:tr>
+    </w:tbl>
     <w:p/>
     <w:p>
       <w:pPr>
@@ -3977,7 +3025,7 @@
                 <w:sz w:val="18"/>
                 <w:u w:val="none"/>
               </w:rPr>
-              <w:t>Date:   07th May, 2026</w:t>
+              <w:t>Date:   15th May, 2026</w:t>
             </w:r>
           </w:p>
         </w:tc>
@@ -4138,7 +3186,7 @@
           <w:sz w:val="20"/>
           <w:u w:val="none"/>
         </w:rPr>
-        <w:t>07th May, 2026</w:t>
+        <w:t>15th May, 2026</w:t>
       </w:r>
     </w:p>
     <w:p>
@@ -4243,36 +3291,6 @@
           <w:sz w:val="20"/>
           <w:u w:val="none"/>
         </w:rPr>
-        <w:t>ADANI DIGITAL LABS LIMITED</w:t>
-      </w:r>
-    </w:p>
-    <w:p>
-      <w:pPr>
-        <w:spacing w:before="0" w:after="20"/>
-        <w:jc w:val="left"/>
-      </w:pPr>
-      <w:r>
-        <w:rPr>
-          <w:rFonts w:ascii="Adani" w:hAnsi="Adani"/>
-          <w:b/>
-          <w:sz w:val="20"/>
-          <w:u w:val="none"/>
-        </w:rPr>
-        <w:t>ADANI SPECIAL SITUATIONS PRIVATE LIMITED</w:t>
-      </w:r>
-    </w:p>
-    <w:p>
-      <w:pPr>
-        <w:spacing w:before="0" w:after="20"/>
-        <w:jc w:val="left"/>
-      </w:pPr>
-      <w:r>
-        <w:rPr>
-          <w:rFonts w:ascii="Adani" w:hAnsi="Adani"/>
-          <w:b/>
-          <w:sz w:val="20"/>
-          <w:u w:val="none"/>
-        </w:rPr>
         <w:t>AEML SEEPZ LIMITED</w:t>
       </w:r>
     </w:p>
@@ -4318,66 +3336,6 @@
           <w:sz w:val="20"/>
           <w:u w:val="none"/>
         </w:rPr>
-        <w:t>ADANI GREEN ENERGY (TAMILNADU) LIMITED</w:t>
-      </w:r>
-    </w:p>
-    <w:p>
-      <w:pPr>
-        <w:spacing w:before="0" w:after="20"/>
-        <w:jc w:val="left"/>
-      </w:pPr>
-      <w:r>
-        <w:rPr>
-          <w:rFonts w:ascii="Adani" w:hAnsi="Adani"/>
-          <w:b/>
-          <w:sz w:val="20"/>
-          <w:u w:val="none"/>
-        </w:rPr>
-        <w:t>ADANI ELECTRICITY MUMBAI INFRA LIMITED</w:t>
-      </w:r>
-    </w:p>
-    <w:p>
-      <w:pPr>
-        <w:spacing w:before="0" w:after="20"/>
-        <w:jc w:val="left"/>
-      </w:pPr>
-      <w:r>
-        <w:rPr>
-          <w:rFonts w:ascii="Adani" w:hAnsi="Adani"/>
-          <w:b/>
-          <w:sz w:val="20"/>
-          <w:u w:val="none"/>
-        </w:rPr>
-        <w:t>ADANI FINSERVE PRIVATE LIMITED</w:t>
-      </w:r>
-    </w:p>
-    <w:p>
-      <w:pPr>
-        <w:spacing w:before="0" w:after="20"/>
-        <w:jc w:val="left"/>
-      </w:pPr>
-      <w:r>
-        <w:rPr>
-          <w:rFonts w:ascii="Adani" w:hAnsi="Adani"/>
-          <w:b/>
-          <w:sz w:val="20"/>
-          <w:u w:val="none"/>
-        </w:rPr>
-        <w:t>TYGER HOME FINANCE PRIVATE LIMITED</w:t>
-      </w:r>
-    </w:p>
-    <w:p>
-      <w:pPr>
-        <w:spacing w:before="0" w:after="20"/>
-        <w:jc w:val="left"/>
-      </w:pPr>
-      <w:r>
-        <w:rPr>
-          <w:rFonts w:ascii="Adani" w:hAnsi="Adani"/>
-          <w:b/>
-          <w:sz w:val="20"/>
-          <w:u w:val="none"/>
-        </w:rPr>
         <w:t>ADANI VENTURES LLP</w:t>
       </w:r>
     </w:p>
@@ -4394,21 +3352,6 @@
           <w:u w:val="none"/>
         </w:rPr>
         <w:t>ADANI RENEWABLE POWER LLP</w:t>
-      </w:r>
-    </w:p>
-    <w:p>
-      <w:pPr>
-        <w:spacing w:before="0" w:after="20"/>
-        <w:jc w:val="left"/>
-      </w:pPr>
-      <w:r>
-        <w:rPr>
-          <w:rFonts w:ascii="Adani" w:hAnsi="Adani"/>
-          <w:b/>
-          <w:sz w:val="20"/>
-          <w:u w:val="none"/>
-        </w:rPr>
-        <w:t>TYGER CAPITAL PRIVATE LIMITED</w:t>
       </w:r>
     </w:p>
     <w:p/>
@@ -4529,21 +3472,6 @@
           <w:sz w:val="20"/>
           <w:u w:val="none"/>
         </w:rPr>
-        <w:t>ADANI DIGITAL LABS LIMITED</w:t>
-      </w:r>
-    </w:p>
-    <w:p>
-      <w:pPr>
-        <w:spacing w:before="0" w:after="20"/>
-        <w:jc w:val="left"/>
-      </w:pPr>
-      <w:r>
-        <w:rPr>
-          <w:rFonts w:ascii="Adani" w:hAnsi="Adani"/>
-          <w:b w:val="0"/>
-          <w:sz w:val="20"/>
-          <w:u w:val="none"/>
-        </w:rPr>
         <w:t>AEML SEEPZ LIMITED</w:t>
       </w:r>
     </w:p>
@@ -4575,36 +3503,6 @@
           <w:u w:val="none"/>
         </w:rPr>
         <w:t>ADANI GREEN ENERGY LIMITED</w:t>
-      </w:r>
-    </w:p>
-    <w:p>
-      <w:pPr>
-        <w:spacing w:before="0" w:after="20"/>
-        <w:jc w:val="left"/>
-      </w:pPr>
-      <w:r>
-        <w:rPr>
-          <w:rFonts w:ascii="Adani" w:hAnsi="Adani"/>
-          <w:b w:val="0"/>
-          <w:sz w:val="20"/>
-          <w:u w:val="none"/>
-        </w:rPr>
-        <w:t>ADANI GREEN ENERGY (TAMILNADU) LIMITED</w:t>
-      </w:r>
-    </w:p>
-    <w:p>
-      <w:pPr>
-        <w:spacing w:before="0" w:after="20"/>
-        <w:jc w:val="left"/>
-      </w:pPr>
-      <w:r>
-        <w:rPr>
-          <w:rFonts w:ascii="Adani" w:hAnsi="Adani"/>
-          <w:b w:val="0"/>
-          <w:sz w:val="20"/>
-          <w:u w:val="none"/>
-        </w:rPr>
-        <w:t>ADANI ELECTRICITY MUMBAI INFRA LIMITED</w:t>
       </w:r>
     </w:p>
     <w:p>
@@ -4689,8 +3587,8 @@
     </w:p>
     <w:p>
       <w:pPr>
-        <w:spacing w:before="0" w:after="20"/>
-        <w:jc w:val="left"/>
+        <w:spacing w:before="0" w:after="80"/>
+        <w:jc w:val="center"/>
       </w:pPr>
       <w:r>
         <w:rPr>
@@ -4699,52 +3597,10 @@
           <w:sz w:val="20"/>
           <w:u w:val="none"/>
         </w:rPr>
-        <w:t>ADANI SPECIAL SITUATIONS PRIVATE LIMITED</w:t>
-      </w:r>
-    </w:p>
-    <w:p>
-      <w:pPr>
-        <w:spacing w:before="0" w:after="20"/>
-        <w:jc w:val="left"/>
-      </w:pPr>
-      <w:r>
-        <w:rPr>
-          <w:rFonts w:ascii="Adani" w:hAnsi="Adani"/>
-          <w:b w:val="0"/>
-          <w:sz w:val="20"/>
-          <w:u w:val="none"/>
-        </w:rPr>
-        <w:t>ADANI FINSERVE PRIVATE LIMITED</w:t>
-      </w:r>
-    </w:p>
-    <w:p>
-      <w:pPr>
-        <w:spacing w:before="0" w:after="20"/>
-        <w:jc w:val="left"/>
-      </w:pPr>
-      <w:r>
-        <w:rPr>
-          <w:rFonts w:ascii="Adani" w:hAnsi="Adani"/>
-          <w:b w:val="0"/>
-          <w:sz w:val="20"/>
-          <w:u w:val="none"/>
-        </w:rPr>
-        <w:t>TYGER HOME FINANCE PRIVATE LIMITED</w:t>
-      </w:r>
-    </w:p>
-    <w:p>
-      <w:pPr>
-        <w:spacing w:before="0" w:after="20"/>
-        <w:jc w:val="left"/>
-      </w:pPr>
-      <w:r>
-        <w:rPr>
-          <w:rFonts w:ascii="Adani" w:hAnsi="Adani"/>
-          <w:b w:val="0"/>
-          <w:sz w:val="20"/>
-          <w:u w:val="none"/>
-        </w:rPr>
-        <w:t>TYGER CAPITAL PRIVATE LIMITED</w:t>
+        <w:tab/>
+        <w:tab/>
+        <w:tab/>
+        <w:t>NIL</w:t>
       </w:r>
     </w:p>
     <w:p/>
@@ -5502,7 +4358,7 @@
                 <w:sz w:val="18"/>
                 <w:u w:val="none"/>
               </w:rPr>
-              <w:t>17</w:t>
+              <w:t>10</w:t>
             </w:r>
           </w:p>
         </w:tc>
@@ -6245,234 +5101,6 @@
                 <w:sz w:val="18"/>
                 <w:u w:val="none"/>
               </w:rPr>
-              <w:t>U74999GJ2021PLC125765</w:t>
-            </w:r>
-          </w:p>
-        </w:tc>
-        <w:tc>
-          <w:tcPr>
-            <w:tcW w:type="dxa" w:w="4252"/>
-            <w:shd w:val="clear" w:color="auto" w:fill="FFFFFF"/>
-            <w:tcBorders>
-              <w:top w:val="single" w:sz="4" w:space="0" w:color="000000"/>
-              <w:left w:val="single" w:sz="4" w:space="0" w:color="000000"/>
-              <w:bottom w:val="single" w:sz="4" w:space="0" w:color="000000"/>
-              <w:right w:val="single" w:sz="4" w:space="0" w:color="000000"/>
-            </w:tcBorders>
-            <w:vAlign w:val="center"/>
-          </w:tcPr>
-          <w:p>
-            <w:pPr>
-              <w:spacing w:before="40" w:after="40"/>
-              <w:jc w:val="left"/>
-            </w:pPr>
-            <w:r>
-              <w:rPr>
-                <w:rFonts w:ascii="Adani" w:hAnsi="Adani"/>
-                <w:b w:val="0"/>
-                <w:sz w:val="18"/>
-                <w:u w:val="none"/>
-              </w:rPr>
-              <w:t>ADANI DIGITAL LABS LIMITED</w:t>
-            </w:r>
-          </w:p>
-        </w:tc>
-        <w:tc>
-          <w:tcPr>
-            <w:tcW w:type="dxa" w:w="1587"/>
-            <w:shd w:val="clear" w:color="auto" w:fill="FFFFFF"/>
-            <w:tcBorders>
-              <w:top w:val="single" w:sz="4" w:space="0" w:color="000000"/>
-              <w:left w:val="single" w:sz="4" w:space="0" w:color="000000"/>
-              <w:bottom w:val="single" w:sz="4" w:space="0" w:color="000000"/>
-              <w:right w:val="single" w:sz="4" w:space="0" w:color="000000"/>
-            </w:tcBorders>
-            <w:vAlign w:val="center"/>
-          </w:tcPr>
-          <w:p>
-            <w:pPr>
-              <w:spacing w:before="40" w:after="40"/>
-              <w:jc w:val="left"/>
-            </w:pPr>
-            <w:r>
-              <w:rPr>
-                <w:rFonts w:ascii="Adani" w:hAnsi="Adani"/>
-                <w:b w:val="0"/>
-                <w:sz w:val="18"/>
-                <w:u w:val="none"/>
-              </w:rPr>
-              <w:t>Director</w:t>
-            </w:r>
-          </w:p>
-        </w:tc>
-        <w:tc>
-          <w:tcPr>
-            <w:tcW w:type="dxa" w:w="1304"/>
-            <w:shd w:val="clear" w:color="auto" w:fill="FFFFFF"/>
-            <w:tcBorders>
-              <w:top w:val="single" w:sz="4" w:space="0" w:color="000000"/>
-              <w:left w:val="single" w:sz="4" w:space="0" w:color="000000"/>
-              <w:bottom w:val="single" w:sz="4" w:space="0" w:color="000000"/>
-              <w:right w:val="single" w:sz="4" w:space="0" w:color="000000"/>
-            </w:tcBorders>
-            <w:vAlign w:val="center"/>
-          </w:tcPr>
-          <w:p>
-            <w:pPr>
-              <w:spacing w:before="40" w:after="40"/>
-              <w:jc w:val="left"/>
-            </w:pPr>
-            <w:r>
-              <w:rPr>
-                <w:rFonts w:ascii="Adani" w:hAnsi="Adani"/>
-                <w:b w:val="0"/>
-                <w:sz w:val="18"/>
-                <w:u w:val="none"/>
-              </w:rPr>
-              <w:t>22/09/2021</w:t>
-            </w:r>
-          </w:p>
-        </w:tc>
-      </w:tr>
-      <w:tr>
-        <w:tc>
-          <w:tcPr>
-            <w:tcW w:type="dxa" w:w="2268"/>
-            <w:shd w:val="clear" w:color="auto" w:fill="FFFFFF"/>
-            <w:tcBorders>
-              <w:top w:val="single" w:sz="4" w:space="0" w:color="000000"/>
-              <w:left w:val="single" w:sz="4" w:space="0" w:color="000000"/>
-              <w:bottom w:val="single" w:sz="4" w:space="0" w:color="000000"/>
-              <w:right w:val="single" w:sz="4" w:space="0" w:color="000000"/>
-            </w:tcBorders>
-            <w:vAlign w:val="center"/>
-          </w:tcPr>
-          <w:p>
-            <w:pPr>
-              <w:spacing w:before="40" w:after="40"/>
-              <w:jc w:val="left"/>
-            </w:pPr>
-            <w:r>
-              <w:rPr>
-                <w:rFonts w:ascii="Adani" w:hAnsi="Adani"/>
-                <w:b w:val="0"/>
-                <w:sz w:val="18"/>
-                <w:u w:val="none"/>
-              </w:rPr>
-              <w:t>U85499GJ2020PTC118707</w:t>
-            </w:r>
-          </w:p>
-        </w:tc>
-        <w:tc>
-          <w:tcPr>
-            <w:tcW w:type="dxa" w:w="4252"/>
-            <w:shd w:val="clear" w:color="auto" w:fill="FFFFFF"/>
-            <w:tcBorders>
-              <w:top w:val="single" w:sz="4" w:space="0" w:color="000000"/>
-              <w:left w:val="single" w:sz="4" w:space="0" w:color="000000"/>
-              <w:bottom w:val="single" w:sz="4" w:space="0" w:color="000000"/>
-              <w:right w:val="single" w:sz="4" w:space="0" w:color="000000"/>
-            </w:tcBorders>
-            <w:vAlign w:val="center"/>
-          </w:tcPr>
-          <w:p>
-            <w:pPr>
-              <w:spacing w:before="40" w:after="40"/>
-              <w:jc w:val="left"/>
-            </w:pPr>
-            <w:r>
-              <w:rPr>
-                <w:rFonts w:ascii="Adani" w:hAnsi="Adani"/>
-                <w:b w:val="0"/>
-                <w:sz w:val="18"/>
-                <w:u w:val="none"/>
-              </w:rPr>
-              <w:t>ADANI SPECIAL SITUATIONS PRIVATE LIMITED</w:t>
-            </w:r>
-          </w:p>
-        </w:tc>
-        <w:tc>
-          <w:tcPr>
-            <w:tcW w:type="dxa" w:w="1587"/>
-            <w:shd w:val="clear" w:color="auto" w:fill="FFFFFF"/>
-            <w:tcBorders>
-              <w:top w:val="single" w:sz="4" w:space="0" w:color="000000"/>
-              <w:left w:val="single" w:sz="4" w:space="0" w:color="000000"/>
-              <w:bottom w:val="single" w:sz="4" w:space="0" w:color="000000"/>
-              <w:right w:val="single" w:sz="4" w:space="0" w:color="000000"/>
-            </w:tcBorders>
-            <w:vAlign w:val="center"/>
-          </w:tcPr>
-          <w:p>
-            <w:pPr>
-              <w:spacing w:before="40" w:after="40"/>
-              <w:jc w:val="left"/>
-            </w:pPr>
-            <w:r>
-              <w:rPr>
-                <w:rFonts w:ascii="Adani" w:hAnsi="Adani"/>
-                <w:b w:val="0"/>
-                <w:sz w:val="18"/>
-                <w:u w:val="none"/>
-              </w:rPr>
-              <w:t>Director</w:t>
-            </w:r>
-          </w:p>
-        </w:tc>
-        <w:tc>
-          <w:tcPr>
-            <w:tcW w:type="dxa" w:w="1304"/>
-            <w:shd w:val="clear" w:color="auto" w:fill="FFFFFF"/>
-            <w:tcBorders>
-              <w:top w:val="single" w:sz="4" w:space="0" w:color="000000"/>
-              <w:left w:val="single" w:sz="4" w:space="0" w:color="000000"/>
-              <w:bottom w:val="single" w:sz="4" w:space="0" w:color="000000"/>
-              <w:right w:val="single" w:sz="4" w:space="0" w:color="000000"/>
-            </w:tcBorders>
-            <w:vAlign w:val="center"/>
-          </w:tcPr>
-          <w:p>
-            <w:pPr>
-              <w:spacing w:before="40" w:after="40"/>
-              <w:jc w:val="left"/>
-            </w:pPr>
-            <w:r>
-              <w:rPr>
-                <w:rFonts w:ascii="Adani" w:hAnsi="Adani"/>
-                <w:b w:val="0"/>
-                <w:sz w:val="18"/>
-                <w:u w:val="none"/>
-              </w:rPr>
-              <w:t>08/12/2020</w:t>
-            </w:r>
-          </w:p>
-        </w:tc>
-      </w:tr>
-      <w:tr>
-        <w:tc>
-          <w:tcPr>
-            <w:tcW w:type="dxa" w:w="2268"/>
-            <w:shd w:val="clear" w:color="auto" w:fill="FFFFFF"/>
-            <w:tcBorders>
-              <w:top w:val="single" w:sz="4" w:space="0" w:color="000000"/>
-              <w:left w:val="single" w:sz="4" w:space="0" w:color="000000"/>
-              <w:bottom w:val="single" w:sz="4" w:space="0" w:color="000000"/>
-              <w:right w:val="single" w:sz="4" w:space="0" w:color="000000"/>
-            </w:tcBorders>
-            <w:vAlign w:val="center"/>
-          </w:tcPr>
-          <w:p>
-            <w:pPr>
-              <w:spacing w:before="40" w:after="40"/>
-              <w:jc w:val="left"/>
-            </w:pPr>
-            <w:r>
-              <w:rPr>
-                <w:rFonts w:ascii="Adani" w:hAnsi="Adani"/>
-                <w:b w:val="0"/>
-                <w:sz w:val="18"/>
-                <w:u w:val="none"/>
-              </w:rPr>
               <w:t>U40108GJ2020PLC118718</w:t>
             </w:r>
           </w:p>
@@ -6815,462 +5443,6 @@
                 <w:sz w:val="18"/>
                 <w:u w:val="none"/>
               </w:rPr>
-              <w:t>U40300GJ2015PLC082578</w:t>
-            </w:r>
-          </w:p>
-        </w:tc>
-        <w:tc>
-          <w:tcPr>
-            <w:tcW w:type="dxa" w:w="4252"/>
-            <w:shd w:val="clear" w:color="auto" w:fill="FFFFFF"/>
-            <w:tcBorders>
-              <w:top w:val="single" w:sz="4" w:space="0" w:color="000000"/>
-              <w:left w:val="single" w:sz="4" w:space="0" w:color="000000"/>
-              <w:bottom w:val="single" w:sz="4" w:space="0" w:color="000000"/>
-              <w:right w:val="single" w:sz="4" w:space="0" w:color="000000"/>
-            </w:tcBorders>
-            <w:vAlign w:val="center"/>
-          </w:tcPr>
-          <w:p>
-            <w:pPr>
-              <w:spacing w:before="40" w:after="40"/>
-              <w:jc w:val="left"/>
-            </w:pPr>
-            <w:r>
-              <w:rPr>
-                <w:rFonts w:ascii="Adani" w:hAnsi="Adani"/>
-                <w:b w:val="0"/>
-                <w:sz w:val="18"/>
-                <w:u w:val="none"/>
-              </w:rPr>
-              <w:t>ADANI GREEN ENERGY (TAMILNADU) LIMITED</w:t>
-            </w:r>
-          </w:p>
-        </w:tc>
-        <w:tc>
-          <w:tcPr>
-            <w:tcW w:type="dxa" w:w="1587"/>
-            <w:shd w:val="clear" w:color="auto" w:fill="FFFFFF"/>
-            <w:tcBorders>
-              <w:top w:val="single" w:sz="4" w:space="0" w:color="000000"/>
-              <w:left w:val="single" w:sz="4" w:space="0" w:color="000000"/>
-              <w:bottom w:val="single" w:sz="4" w:space="0" w:color="000000"/>
-              <w:right w:val="single" w:sz="4" w:space="0" w:color="000000"/>
-            </w:tcBorders>
-            <w:vAlign w:val="center"/>
-          </w:tcPr>
-          <w:p>
-            <w:pPr>
-              <w:spacing w:before="40" w:after="40"/>
-              <w:jc w:val="left"/>
-            </w:pPr>
-            <w:r>
-              <w:rPr>
-                <w:rFonts w:ascii="Adani" w:hAnsi="Adani"/>
-                <w:b w:val="0"/>
-                <w:sz w:val="18"/>
-                <w:u w:val="none"/>
-              </w:rPr>
-              <w:t>Wholetime Director</w:t>
-            </w:r>
-          </w:p>
-        </w:tc>
-        <w:tc>
-          <w:tcPr>
-            <w:tcW w:type="dxa" w:w="1304"/>
-            <w:shd w:val="clear" w:color="auto" w:fill="FFFFFF"/>
-            <w:tcBorders>
-              <w:top w:val="single" w:sz="4" w:space="0" w:color="000000"/>
-              <w:left w:val="single" w:sz="4" w:space="0" w:color="000000"/>
-              <w:bottom w:val="single" w:sz="4" w:space="0" w:color="000000"/>
-              <w:right w:val="single" w:sz="4" w:space="0" w:color="000000"/>
-            </w:tcBorders>
-            <w:vAlign w:val="center"/>
-          </w:tcPr>
-          <w:p>
-            <w:pPr>
-              <w:spacing w:before="40" w:after="40"/>
-              <w:jc w:val="left"/>
-            </w:pPr>
-            <w:r>
-              <w:rPr>
-                <w:rFonts w:ascii="Adani" w:hAnsi="Adani"/>
-                <w:b w:val="0"/>
-                <w:sz w:val="18"/>
-                <w:u w:val="none"/>
-              </w:rPr>
-              <w:t>31/10/2018</w:t>
-            </w:r>
-          </w:p>
-        </w:tc>
-      </w:tr>
-      <w:tr>
-        <w:tc>
-          <w:tcPr>
-            <w:tcW w:type="dxa" w:w="2268"/>
-            <w:shd w:val="clear" w:color="auto" w:fill="FFFFFF"/>
-            <w:tcBorders>
-              <w:top w:val="single" w:sz="4" w:space="0" w:color="000000"/>
-              <w:left w:val="single" w:sz="4" w:space="0" w:color="000000"/>
-              <w:bottom w:val="single" w:sz="4" w:space="0" w:color="000000"/>
-              <w:right w:val="single" w:sz="4" w:space="0" w:color="000000"/>
-            </w:tcBorders>
-            <w:vAlign w:val="center"/>
-          </w:tcPr>
-          <w:p>
-            <w:pPr>
-              <w:spacing w:before="40" w:after="40"/>
-              <w:jc w:val="left"/>
-            </w:pPr>
-            <w:r>
-              <w:rPr>
-                <w:rFonts w:ascii="Adani" w:hAnsi="Adani"/>
-                <w:b w:val="0"/>
-                <w:sz w:val="18"/>
-                <w:u w:val="none"/>
-              </w:rPr>
-              <w:t>U40106GJ2020PLC111877</w:t>
-            </w:r>
-          </w:p>
-        </w:tc>
-        <w:tc>
-          <w:tcPr>
-            <w:tcW w:type="dxa" w:w="4252"/>
-            <w:shd w:val="clear" w:color="auto" w:fill="FFFFFF"/>
-            <w:tcBorders>
-              <w:top w:val="single" w:sz="4" w:space="0" w:color="000000"/>
-              <w:left w:val="single" w:sz="4" w:space="0" w:color="000000"/>
-              <w:bottom w:val="single" w:sz="4" w:space="0" w:color="000000"/>
-              <w:right w:val="single" w:sz="4" w:space="0" w:color="000000"/>
-            </w:tcBorders>
-            <w:vAlign w:val="center"/>
-          </w:tcPr>
-          <w:p>
-            <w:pPr>
-              <w:spacing w:before="40" w:after="40"/>
-              <w:jc w:val="left"/>
-            </w:pPr>
-            <w:r>
-              <w:rPr>
-                <w:rFonts w:ascii="Adani" w:hAnsi="Adani"/>
-                <w:b w:val="0"/>
-                <w:sz w:val="18"/>
-                <w:u w:val="none"/>
-              </w:rPr>
-              <w:t>ADANI ELECTRICITY MUMBAI INFRA LIMITED</w:t>
-            </w:r>
-          </w:p>
-        </w:tc>
-        <w:tc>
-          <w:tcPr>
-            <w:tcW w:type="dxa" w:w="1587"/>
-            <w:shd w:val="clear" w:color="auto" w:fill="FFFFFF"/>
-            <w:tcBorders>
-              <w:top w:val="single" w:sz="4" w:space="0" w:color="000000"/>
-              <w:left w:val="single" w:sz="4" w:space="0" w:color="000000"/>
-              <w:bottom w:val="single" w:sz="4" w:space="0" w:color="000000"/>
-              <w:right w:val="single" w:sz="4" w:space="0" w:color="000000"/>
-            </w:tcBorders>
-            <w:vAlign w:val="center"/>
-          </w:tcPr>
-          <w:p>
-            <w:pPr>
-              <w:spacing w:before="40" w:after="40"/>
-              <w:jc w:val="left"/>
-            </w:pPr>
-            <w:r>
-              <w:rPr>
-                <w:rFonts w:ascii="Adani" w:hAnsi="Adani"/>
-                <w:b w:val="0"/>
-                <w:sz w:val="18"/>
-                <w:u w:val="none"/>
-              </w:rPr>
-              <w:t>Director</w:t>
-            </w:r>
-          </w:p>
-        </w:tc>
-        <w:tc>
-          <w:tcPr>
-            <w:tcW w:type="dxa" w:w="1304"/>
-            <w:shd w:val="clear" w:color="auto" w:fill="FFFFFF"/>
-            <w:tcBorders>
-              <w:top w:val="single" w:sz="4" w:space="0" w:color="000000"/>
-              <w:left w:val="single" w:sz="4" w:space="0" w:color="000000"/>
-              <w:bottom w:val="single" w:sz="4" w:space="0" w:color="000000"/>
-              <w:right w:val="single" w:sz="4" w:space="0" w:color="000000"/>
-            </w:tcBorders>
-            <w:vAlign w:val="center"/>
-          </w:tcPr>
-          <w:p>
-            <w:pPr>
-              <w:spacing w:before="40" w:after="40"/>
-              <w:jc w:val="left"/>
-            </w:pPr>
-            <w:r>
-              <w:rPr>
-                <w:rFonts w:ascii="Adani" w:hAnsi="Adani"/>
-                <w:b w:val="0"/>
-                <w:sz w:val="18"/>
-                <w:u w:val="none"/>
-              </w:rPr>
-              <w:t>29/08/2018</w:t>
-            </w:r>
-          </w:p>
-        </w:tc>
-      </w:tr>
-      <w:tr>
-        <w:tc>
-          <w:tcPr>
-            <w:tcW w:type="dxa" w:w="2268"/>
-            <w:shd w:val="clear" w:color="auto" w:fill="FFFFFF"/>
-            <w:tcBorders>
-              <w:top w:val="single" w:sz="4" w:space="0" w:color="000000"/>
-              <w:left w:val="single" w:sz="4" w:space="0" w:color="000000"/>
-              <w:bottom w:val="single" w:sz="4" w:space="0" w:color="000000"/>
-              <w:right w:val="single" w:sz="4" w:space="0" w:color="000000"/>
-            </w:tcBorders>
-            <w:vAlign w:val="center"/>
-          </w:tcPr>
-          <w:p>
-            <w:pPr>
-              <w:spacing w:before="40" w:after="40"/>
-              <w:jc w:val="left"/>
-            </w:pPr>
-            <w:r>
-              <w:rPr>
-                <w:rFonts w:ascii="Adani" w:hAnsi="Adani"/>
-                <w:b w:val="0"/>
-                <w:sz w:val="18"/>
-                <w:u w:val="none"/>
-              </w:rPr>
-              <w:t>U65993GJ2016PTC086524</w:t>
-            </w:r>
-          </w:p>
-        </w:tc>
-        <w:tc>
-          <w:tcPr>
-            <w:tcW w:type="dxa" w:w="4252"/>
-            <w:shd w:val="clear" w:color="auto" w:fill="FFFFFF"/>
-            <w:tcBorders>
-              <w:top w:val="single" w:sz="4" w:space="0" w:color="000000"/>
-              <w:left w:val="single" w:sz="4" w:space="0" w:color="000000"/>
-              <w:bottom w:val="single" w:sz="4" w:space="0" w:color="000000"/>
-              <w:right w:val="single" w:sz="4" w:space="0" w:color="000000"/>
-            </w:tcBorders>
-            <w:vAlign w:val="center"/>
-          </w:tcPr>
-          <w:p>
-            <w:pPr>
-              <w:spacing w:before="40" w:after="40"/>
-              <w:jc w:val="left"/>
-            </w:pPr>
-            <w:r>
-              <w:rPr>
-                <w:rFonts w:ascii="Adani" w:hAnsi="Adani"/>
-                <w:b w:val="0"/>
-                <w:sz w:val="18"/>
-                <w:u w:val="none"/>
-              </w:rPr>
-              <w:t>ADANI FINSERVE PRIVATE LIMITED</w:t>
-            </w:r>
-          </w:p>
-        </w:tc>
-        <w:tc>
-          <w:tcPr>
-            <w:tcW w:type="dxa" w:w="1587"/>
-            <w:shd w:val="clear" w:color="auto" w:fill="FFFFFF"/>
-            <w:tcBorders>
-              <w:top w:val="single" w:sz="4" w:space="0" w:color="000000"/>
-              <w:left w:val="single" w:sz="4" w:space="0" w:color="000000"/>
-              <w:bottom w:val="single" w:sz="4" w:space="0" w:color="000000"/>
-              <w:right w:val="single" w:sz="4" w:space="0" w:color="000000"/>
-            </w:tcBorders>
-            <w:vAlign w:val="center"/>
-          </w:tcPr>
-          <w:p>
-            <w:pPr>
-              <w:spacing w:before="40" w:after="40"/>
-              <w:jc w:val="left"/>
-            </w:pPr>
-            <w:r>
-              <w:rPr>
-                <w:rFonts w:ascii="Adani" w:hAnsi="Adani"/>
-                <w:b w:val="0"/>
-                <w:sz w:val="18"/>
-                <w:u w:val="none"/>
-              </w:rPr>
-              <w:t>Director</w:t>
-            </w:r>
-          </w:p>
-        </w:tc>
-        <w:tc>
-          <w:tcPr>
-            <w:tcW w:type="dxa" w:w="1304"/>
-            <w:shd w:val="clear" w:color="auto" w:fill="FFFFFF"/>
-            <w:tcBorders>
-              <w:top w:val="single" w:sz="4" w:space="0" w:color="000000"/>
-              <w:left w:val="single" w:sz="4" w:space="0" w:color="000000"/>
-              <w:bottom w:val="single" w:sz="4" w:space="0" w:color="000000"/>
-              <w:right w:val="single" w:sz="4" w:space="0" w:color="000000"/>
-            </w:tcBorders>
-            <w:vAlign w:val="center"/>
-          </w:tcPr>
-          <w:p>
-            <w:pPr>
-              <w:spacing w:before="40" w:after="40"/>
-              <w:jc w:val="left"/>
-            </w:pPr>
-            <w:r>
-              <w:rPr>
-                <w:rFonts w:ascii="Adani" w:hAnsi="Adani"/>
-                <w:b w:val="0"/>
-                <w:sz w:val="18"/>
-                <w:u w:val="none"/>
-              </w:rPr>
-              <w:t>02/05/2018</w:t>
-            </w:r>
-          </w:p>
-        </w:tc>
-      </w:tr>
-      <w:tr>
-        <w:tc>
-          <w:tcPr>
-            <w:tcW w:type="dxa" w:w="2268"/>
-            <w:shd w:val="clear" w:color="auto" w:fill="FFFFFF"/>
-            <w:tcBorders>
-              <w:top w:val="single" w:sz="4" w:space="0" w:color="000000"/>
-              <w:left w:val="single" w:sz="4" w:space="0" w:color="000000"/>
-              <w:bottom w:val="single" w:sz="4" w:space="0" w:color="000000"/>
-              <w:right w:val="single" w:sz="4" w:space="0" w:color="000000"/>
-            </w:tcBorders>
-            <w:vAlign w:val="center"/>
-          </w:tcPr>
-          <w:p>
-            <w:pPr>
-              <w:spacing w:before="40" w:after="40"/>
-              <w:jc w:val="left"/>
-            </w:pPr>
-            <w:r>
-              <w:rPr>
-                <w:rFonts w:ascii="Adani" w:hAnsi="Adani"/>
-                <w:b w:val="0"/>
-                <w:sz w:val="18"/>
-                <w:u w:val="none"/>
-              </w:rPr>
-              <w:t>U65999GJ2017PTC098960</w:t>
-            </w:r>
-          </w:p>
-        </w:tc>
-        <w:tc>
-          <w:tcPr>
-            <w:tcW w:type="dxa" w:w="4252"/>
-            <w:shd w:val="clear" w:color="auto" w:fill="FFFFFF"/>
-            <w:tcBorders>
-              <w:top w:val="single" w:sz="4" w:space="0" w:color="000000"/>
-              <w:left w:val="single" w:sz="4" w:space="0" w:color="000000"/>
-              <w:bottom w:val="single" w:sz="4" w:space="0" w:color="000000"/>
-              <w:right w:val="single" w:sz="4" w:space="0" w:color="000000"/>
-            </w:tcBorders>
-            <w:vAlign w:val="center"/>
-          </w:tcPr>
-          <w:p>
-            <w:pPr>
-              <w:spacing w:before="40" w:after="40"/>
-              <w:jc w:val="left"/>
-            </w:pPr>
-            <w:r>
-              <w:rPr>
-                <w:rFonts w:ascii="Adani" w:hAnsi="Adani"/>
-                <w:b w:val="0"/>
-                <w:sz w:val="18"/>
-                <w:u w:val="none"/>
-              </w:rPr>
-              <w:t>TYGER HOME FINANCE PRIVATE LIMITED</w:t>
-            </w:r>
-          </w:p>
-        </w:tc>
-        <w:tc>
-          <w:tcPr>
-            <w:tcW w:type="dxa" w:w="1587"/>
-            <w:shd w:val="clear" w:color="auto" w:fill="FFFFFF"/>
-            <w:tcBorders>
-              <w:top w:val="single" w:sz="4" w:space="0" w:color="000000"/>
-              <w:left w:val="single" w:sz="4" w:space="0" w:color="000000"/>
-              <w:bottom w:val="single" w:sz="4" w:space="0" w:color="000000"/>
-              <w:right w:val="single" w:sz="4" w:space="0" w:color="000000"/>
-            </w:tcBorders>
-            <w:vAlign w:val="center"/>
-          </w:tcPr>
-          <w:p>
-            <w:pPr>
-              <w:spacing w:before="40" w:after="40"/>
-              <w:jc w:val="left"/>
-            </w:pPr>
-            <w:r>
-              <w:rPr>
-                <w:rFonts w:ascii="Adani" w:hAnsi="Adani"/>
-                <w:b w:val="0"/>
-                <w:sz w:val="18"/>
-                <w:u w:val="none"/>
-              </w:rPr>
-              <w:t>Director</w:t>
-            </w:r>
-          </w:p>
-        </w:tc>
-        <w:tc>
-          <w:tcPr>
-            <w:tcW w:type="dxa" w:w="1304"/>
-            <w:shd w:val="clear" w:color="auto" w:fill="FFFFFF"/>
-            <w:tcBorders>
-              <w:top w:val="single" w:sz="4" w:space="0" w:color="000000"/>
-              <w:left w:val="single" w:sz="4" w:space="0" w:color="000000"/>
-              <w:bottom w:val="single" w:sz="4" w:space="0" w:color="000000"/>
-              <w:right w:val="single" w:sz="4" w:space="0" w:color="000000"/>
-            </w:tcBorders>
-            <w:vAlign w:val="center"/>
-          </w:tcPr>
-          <w:p>
-            <w:pPr>
-              <w:spacing w:before="40" w:after="40"/>
-              <w:jc w:val="left"/>
-            </w:pPr>
-            <w:r>
-              <w:rPr>
-                <w:rFonts w:ascii="Adani" w:hAnsi="Adani"/>
-                <w:b w:val="0"/>
-                <w:sz w:val="18"/>
-                <w:u w:val="none"/>
-              </w:rPr>
-              <w:t>05/09/2017</w:t>
-            </w:r>
-          </w:p>
-        </w:tc>
-      </w:tr>
-      <w:tr>
-        <w:tc>
-          <w:tcPr>
-            <w:tcW w:type="dxa" w:w="2268"/>
-            <w:shd w:val="clear" w:color="auto" w:fill="FFFFFF"/>
-            <w:tcBorders>
-              <w:top w:val="single" w:sz="4" w:space="0" w:color="000000"/>
-              <w:left w:val="single" w:sz="4" w:space="0" w:color="000000"/>
-              <w:bottom w:val="single" w:sz="4" w:space="0" w:color="000000"/>
-              <w:right w:val="single" w:sz="4" w:space="0" w:color="000000"/>
-            </w:tcBorders>
-            <w:vAlign w:val="center"/>
-          </w:tcPr>
-          <w:p>
-            <w:pPr>
-              <w:spacing w:before="40" w:after="40"/>
-              <w:jc w:val="left"/>
-            </w:pPr>
-            <w:r>
-              <w:rPr>
-                <w:rFonts w:ascii="Adani" w:hAnsi="Adani"/>
-                <w:b w:val="0"/>
-                <w:sz w:val="18"/>
-                <w:u w:val="none"/>
-              </w:rPr>
               <w:t>AAI-9429</w:t>
             </w:r>
           </w:p>
@@ -7470,120 +5642,6 @@
                 <w:u w:val="none"/>
               </w:rPr>
               <w:t>24/03/2017</w:t>
-            </w:r>
-          </w:p>
-        </w:tc>
-      </w:tr>
-      <w:tr>
-        <w:tc>
-          <w:tcPr>
-            <w:tcW w:type="dxa" w:w="2268"/>
-            <w:shd w:val="clear" w:color="auto" w:fill="FFFFFF"/>
-            <w:tcBorders>
-              <w:top w:val="single" w:sz="4" w:space="0" w:color="000000"/>
-              <w:left w:val="single" w:sz="4" w:space="0" w:color="000000"/>
-              <w:bottom w:val="single" w:sz="4" w:space="0" w:color="000000"/>
-              <w:right w:val="single" w:sz="4" w:space="0" w:color="000000"/>
-            </w:tcBorders>
-            <w:vAlign w:val="center"/>
-          </w:tcPr>
-          <w:p>
-            <w:pPr>
-              <w:spacing w:before="40" w:after="40"/>
-              <w:jc w:val="left"/>
-            </w:pPr>
-            <w:r>
-              <w:rPr>
-                <w:rFonts w:ascii="Adani" w:hAnsi="Adani"/>
-                <w:b w:val="0"/>
-                <w:sz w:val="18"/>
-                <w:u w:val="none"/>
-              </w:rPr>
-              <w:t>U65990GJ2016PTC093692</w:t>
-            </w:r>
-          </w:p>
-        </w:tc>
-        <w:tc>
-          <w:tcPr>
-            <w:tcW w:type="dxa" w:w="4252"/>
-            <w:shd w:val="clear" w:color="auto" w:fill="FFFFFF"/>
-            <w:tcBorders>
-              <w:top w:val="single" w:sz="4" w:space="0" w:color="000000"/>
-              <w:left w:val="single" w:sz="4" w:space="0" w:color="000000"/>
-              <w:bottom w:val="single" w:sz="4" w:space="0" w:color="000000"/>
-              <w:right w:val="single" w:sz="4" w:space="0" w:color="000000"/>
-            </w:tcBorders>
-            <w:vAlign w:val="center"/>
-          </w:tcPr>
-          <w:p>
-            <w:pPr>
-              <w:spacing w:before="40" w:after="40"/>
-              <w:jc w:val="left"/>
-            </w:pPr>
-            <w:r>
-              <w:rPr>
-                <w:rFonts w:ascii="Adani" w:hAnsi="Adani"/>
-                <w:b w:val="0"/>
-                <w:sz w:val="18"/>
-                <w:u w:val="none"/>
-              </w:rPr>
-              <w:t>TYGER CAPITAL PRIVATE LIMITED</w:t>
-            </w:r>
-          </w:p>
-        </w:tc>
-        <w:tc>
-          <w:tcPr>
-            <w:tcW w:type="dxa" w:w="1587"/>
-            <w:shd w:val="clear" w:color="auto" w:fill="FFFFFF"/>
-            <w:tcBorders>
-              <w:top w:val="single" w:sz="4" w:space="0" w:color="000000"/>
-              <w:left w:val="single" w:sz="4" w:space="0" w:color="000000"/>
-              <w:bottom w:val="single" w:sz="4" w:space="0" w:color="000000"/>
-              <w:right w:val="single" w:sz="4" w:space="0" w:color="000000"/>
-            </w:tcBorders>
-            <w:vAlign w:val="center"/>
-          </w:tcPr>
-          <w:p>
-            <w:pPr>
-              <w:spacing w:before="40" w:after="40"/>
-              <w:jc w:val="left"/>
-            </w:pPr>
-            <w:r>
-              <w:rPr>
-                <w:rFonts w:ascii="Adani" w:hAnsi="Adani"/>
-                <w:b w:val="0"/>
-                <w:sz w:val="18"/>
-                <w:u w:val="none"/>
-              </w:rPr>
-              <w:t>Director</w:t>
-            </w:r>
-          </w:p>
-        </w:tc>
-        <w:tc>
-          <w:tcPr>
-            <w:tcW w:type="dxa" w:w="1304"/>
-            <w:shd w:val="clear" w:color="auto" w:fill="FFFFFF"/>
-            <w:tcBorders>
-              <w:top w:val="single" w:sz="4" w:space="0" w:color="000000"/>
-              <w:left w:val="single" w:sz="4" w:space="0" w:color="000000"/>
-              <w:bottom w:val="single" w:sz="4" w:space="0" w:color="000000"/>
-              <w:right w:val="single" w:sz="4" w:space="0" w:color="000000"/>
-            </w:tcBorders>
-            <w:vAlign w:val="center"/>
-          </w:tcPr>
-          <w:p>
-            <w:pPr>
-              <w:spacing w:before="40" w:after="40"/>
-              <w:jc w:val="left"/>
-            </w:pPr>
-            <w:r>
-              <w:rPr>
-                <w:rFonts w:ascii="Adani" w:hAnsi="Adani"/>
-                <w:b w:val="0"/>
-                <w:sz w:val="18"/>
-                <w:u w:val="none"/>
-              </w:rPr>
-              <w:t>30/09/2016</w:t>
             </w:r>
           </w:p>
         </w:tc>

--- a/Backend/Director_Disclosure/Output_Disclosures/2024-25/ADANI_ELECTRICITY_MUMBAI_INFRA_LIMITED/MBP-1/MBP1_Sagar_Rajeshbhai_Adani_07626229.docx
+++ b/Backend/Director_Disclosure/Output_Disclosures/2024-25/ADANI_ELECTRICITY_MUMBAI_INFRA_LIMITED/MBP-1/MBP1_Sagar_Rajeshbhai_Adani_07626229.docx
@@ -1988,7 +1988,7 @@
                 <w:sz w:val="18"/>
                 <w:u w:val="none"/>
               </w:rPr>
-              <w:t>Date:   15th May, 2026</w:t>
+              <w:t>Date:   27th May, 2026</w:t>
             </w:r>
           </w:p>
         </w:tc>
@@ -3025,7 +3025,7 @@
                 <w:sz w:val="18"/>
                 <w:u w:val="none"/>
               </w:rPr>
-              <w:t>Date:   15th May, 2026</w:t>
+              <w:t>Date:   27th May, 2026</w:t>
             </w:r>
           </w:p>
         </w:tc>
@@ -3186,7 +3186,7 @@
           <w:sz w:val="20"/>
           <w:u w:val="none"/>
         </w:rPr>
-        <w:t>15th May, 2026</w:t>
+        <w:t>27th May, 2026</w:t>
       </w:r>
     </w:p>
     <w:p>
